--- a/examples/autoencoder/doc/autoenc_ed.docx
+++ b/examples/autoencoder/doc/autoenc_ed.docx
@@ -1313,52 +1313,52 @@
         <w:rPr>
           <w:rStyle w:val="VerbatimChar"/>
         </w:rPr>
-        <w:t xml:space="preserve">## [1,] 0.7255270 0.8277680 0.9115480 0.9705033 0.9982797</w:t>
-      </w:r>
-      <w:r>
-        <w:br/>
-      </w:r>
-      <w:r>
-        <w:rPr>
-          <w:rStyle w:val="VerbatimChar"/>
-        </w:rPr>
-        <w:t xml:space="preserve">## [2,] 0.8308826 0.9104812 0.9695387 0.9981650 0.9962724</w:t>
-      </w:r>
-      <w:r>
-        <w:br/>
-      </w:r>
-      <w:r>
-        <w:rPr>
-          <w:rStyle w:val="VerbatimChar"/>
-        </w:rPr>
-        <w:t xml:space="preserve">## [3,] 0.9148989 0.9682425 0.9991049 0.9944785 0.9629949</w:t>
-      </w:r>
-      <w:r>
-        <w:br/>
-      </w:r>
-      <w:r>
-        <w:rPr>
-          <w:rStyle w:val="VerbatimChar"/>
-        </w:rPr>
-        <w:t xml:space="preserve">## [4,] 0.9719707 0.9976674 0.9973609 0.9603432 0.9004714</w:t>
-      </w:r>
-      <w:r>
-        <w:br/>
-      </w:r>
-      <w:r>
-        <w:rPr>
-          <w:rStyle w:val="VerbatimChar"/>
-        </w:rPr>
-        <w:t xml:space="preserve">## [5,] 0.9976252 0.9972712 0.9623127 0.8992702 0.8126391</w:t>
-      </w:r>
-      <w:r>
-        <w:br/>
-      </w:r>
-      <w:r>
-        <w:rPr>
-          <w:rStyle w:val="VerbatimChar"/>
-        </w:rPr>
-        <w:t xml:space="preserve">## [6,] 0.9924262 0.9659815 0.8996283 0.8135418 0.7051494</w:t>
+        <w:t xml:space="preserve">## [1,] 0.7261948 0.8286876 0.9136245 0.9691319 0.9985764</w:t>
+      </w:r>
+      <w:r>
+        <w:br/>
+      </w:r>
+      <w:r>
+        <w:rPr>
+          <w:rStyle w:val="VerbatimChar"/>
+        </w:rPr>
+        <w:t xml:space="preserve">## [2,] 0.8319733 0.9113082 0.9723229 0.9964046 0.9968122</w:t>
+      </w:r>
+      <w:r>
+        <w:br/>
+      </w:r>
+      <w:r>
+        <w:rPr>
+          <w:rStyle w:val="VerbatimChar"/>
+        </w:rPr>
+        <w:t xml:space="preserve">## [3,] 0.9151319 0.9694646 0.9987823 0.9949920 0.9633245</w:t>
+      </w:r>
+      <w:r>
+        <w:br/>
+      </w:r>
+      <w:r>
+        <w:rPr>
+          <w:rStyle w:val="VerbatimChar"/>
+        </w:rPr>
+        <w:t xml:space="preserve">## [4,] 0.9713247 0.9991075 0.9950908 0.9625669 0.9008406</w:t>
+      </w:r>
+      <w:r>
+        <w:br/>
+      </w:r>
+      <w:r>
+        <w:rPr>
+          <w:rStyle w:val="VerbatimChar"/>
+        </w:rPr>
+        <w:t xml:space="preserve">## [5,] 0.9973615 0.9985141 0.9615007 0.9010591 0.8129993</w:t>
+      </w:r>
+      <w:r>
+        <w:br/>
+      </w:r>
+      <w:r>
+        <w:rPr>
+          <w:rStyle w:val="VerbatimChar"/>
+        </w:rPr>
+        <w:t xml:space="preserve">## [6,] 0.9921915 0.9676943 0.9002039 0.8143630 0.7050457</w:t>
       </w:r>
     </w:p>
     <w:p>
@@ -1803,43 +1803,43 @@
         <w:rPr>
           <w:rStyle w:val="VerbatimChar"/>
         </w:rPr>
-        <w:t xml:space="preserve">## [1] "t4 R2 test: 0.999563302626686 MAPE: 0.00252770146925537"</w:t>
-      </w:r>
-      <w:r>
-        <w:br/>
-      </w:r>
-      <w:r>
-        <w:rPr>
-          <w:rStyle w:val="VerbatimChar"/>
-        </w:rPr>
-        <w:t xml:space="preserve">## [1] "t3 R2 test: 0.99962876286133 MAPE: 0.00296485747720807"</w:t>
-      </w:r>
-      <w:r>
-        <w:br/>
-      </w:r>
-      <w:r>
-        <w:rPr>
-          <w:rStyle w:val="VerbatimChar"/>
-        </w:rPr>
-        <w:t xml:space="preserve">## [1] "t2 R2 test: 0.999965414249262 MAPE: 0.0018745300532391"</w:t>
-      </w:r>
-      <w:r>
-        <w:br/>
-      </w:r>
-      <w:r>
-        <w:rPr>
-          <w:rStyle w:val="VerbatimChar"/>
-        </w:rPr>
-        <w:t xml:space="preserve">## [1] "t1 R2 test: 0.99979349551731 MAPE: 0.00457493297826497"</w:t>
-      </w:r>
-      <w:r>
-        <w:br/>
-      </w:r>
-      <w:r>
-        <w:rPr>
-          <w:rStyle w:val="VerbatimChar"/>
-        </w:rPr>
-        <w:t xml:space="preserve">## [1] "t0 R2 test: 0.999850210990949 MAPE: 0.00467124726817493"</w:t>
+        <w:t xml:space="preserve">## [1] "t4 R2 test: 0.999392908632339 MAPE: 0.00323561673976218"</w:t>
+      </w:r>
+      <w:r>
+        <w:br/>
+      </w:r>
+      <w:r>
+        <w:rPr>
+          <w:rStyle w:val="VerbatimChar"/>
+        </w:rPr>
+        <w:t xml:space="preserve">## [1] "t3 R2 test: 0.999665128642575 MAPE: 0.00333310993158831"</w:t>
+      </w:r>
+      <w:r>
+        <w:br/>
+      </w:r>
+      <w:r>
+        <w:rPr>
+          <w:rStyle w:val="VerbatimChar"/>
+        </w:rPr>
+        <w:t xml:space="preserve">## [1] "t2 R2 test: 0.99996901435499 MAPE: 0.00246332598991361"</w:t>
+      </w:r>
+      <w:r>
+        <w:br/>
+      </w:r>
+      <w:r>
+        <w:rPr>
+          <w:rStyle w:val="VerbatimChar"/>
+        </w:rPr>
+        <w:t xml:space="preserve">## [1] "t1 R2 test: 0.999886623919006 MAPE: 0.00380262652178063"</w:t>
+      </w:r>
+      <w:r>
+        <w:br/>
+      </w:r>
+      <w:r>
+        <w:rPr>
+          <w:rStyle w:val="VerbatimChar"/>
+        </w:rPr>
+        <w:t xml:space="preserve">## [1] "t0 R2 test: 0.999973585707951 MAPE: 0.00263886996101763"</w:t>
       </w:r>
     </w:p>
     <w:p>
@@ -1927,7 +1927,7 @@
         <w:rPr>
           <w:rStyle w:val="VerbatimChar"/>
         </w:rPr>
-        <w:t xml:space="preserve">## [1] "Means R2 test: 0.999760237249107 MAPE: 0.00332265384922849"</w:t>
+        <w:t xml:space="preserve">## [1] "Means R2 test: 0.999777452251372 MAPE: 0.00309470982881248"</w:t>
       </w:r>
     </w:p>
     <w:p>
@@ -1945,7 +1945,11 @@
       </w:r>
     </w:p>
     <w:bookmarkEnd w:id="23"/>
-    <w:sectPr/>
+    <w:sectPr>
+      <w:footnotePr>
+        <w:numRestart w:val="eachSect"/>
+      </w:footnotePr>
+    </w:sectPr>
   </w:body>
 </w:document>
 </file>
@@ -2117,8 +2121,6 @@
     </w:pPr>
     <w:rPr>
       <w:rFonts w:asciiTheme="majorHAnsi" w:cstheme="majorBidi" w:eastAsiaTheme="majorEastAsia" w:hAnsiTheme="majorHAnsi"/>
-      <w:spacing w:val="-10"/>
-      <w:kern w:val="28"/>
       <w:sz w:val="56"/>
       <w:szCs w:val="56"/>
     </w:rPr>
@@ -2131,15 +2133,13 @@
     <w:rsid w:val="00A10FD9"/>
     <w:rPr>
       <w:rFonts w:asciiTheme="majorHAnsi" w:cstheme="majorBidi" w:eastAsiaTheme="majorEastAsia" w:hAnsiTheme="majorHAnsi"/>
-      <w:spacing w:val="-10"/>
-      <w:kern w:val="28"/>
       <w:sz w:val="56"/>
       <w:szCs w:val="56"/>
     </w:rPr>
   </w:style>
   <w:style w:styleId="Subtitle" w:type="paragraph">
     <w:name w:val="Subtitle"/>
-    <w:basedOn w:val="Normal"/>
+    <w:basedOn w:val="Title"/>
     <w:next w:val="BodyText"/>
     <w:link w:val="SubtitleChar"/>
     <w:uiPriority w:val="11"/>
@@ -2152,7 +2152,6 @@
     </w:pPr>
     <w:rPr>
       <w:rFonts w:cstheme="majorBidi" w:eastAsiaTheme="majorEastAsia"/>
-      <w:color w:themeColor="text1" w:themeTint="A6" w:val="595959"/>
       <w:spacing w:val="15"/>
       <w:sz w:val="28"/>
       <w:szCs w:val="28"/>
@@ -2174,23 +2173,31 @@
   </w:style>
   <w:style w:customStyle="1" w:styleId="Author" w:type="paragraph">
     <w:name w:val="Author"/>
+    <w:basedOn w:val="Title"/>
     <w:next w:val="BodyText"/>
     <w:qFormat/>
     <w:pPr>
       <w:keepNext/>
       <w:keepLines/>
-      <w:jc w:val="center"/>
     </w:pPr>
+    <w:rPr>
+      <w:sz w:val="24"/>
+      <w:szCs w:val="24"/>
+    </w:rPr>
   </w:style>
   <w:style w:styleId="Date" w:type="paragraph">
     <w:name w:val="Date"/>
+    <w:basedOn w:val="Title"/>
     <w:next w:val="BodyText"/>
     <w:qFormat/>
     <w:pPr>
       <w:keepNext/>
       <w:keepLines/>
-      <w:jc w:val="center"/>
     </w:pPr>
+    <w:rPr>
+      <w:sz w:val="24"/>
+      <w:szCs w:val="24"/>
+    </w:rPr>
   </w:style>
   <w:style w:customStyle="1" w:styleId="AbstractTitle" w:type="paragraph">
     <w:name w:val="Abstract Title"/>
@@ -2205,7 +2212,6 @@
     </w:pPr>
     <w:rPr>
       <w:b/>
-      <w:color w:val="345A8A"/>
       <w:sz w:val="20"/>
       <w:szCs w:val="20"/>
     </w:rPr>

--- a/examples/autoencoder/doc/autoenc_ed.docx
+++ b/examples/autoencoder/doc/autoenc_ed.docx
@@ -1313,52 +1313,52 @@
         <w:rPr>
           <w:rStyle w:val="VerbatimChar"/>
         </w:rPr>
-        <w:t xml:space="preserve">## [1,] 0.7261948 0.8286876 0.9136245 0.9691319 0.9985764</w:t>
-      </w:r>
-      <w:r>
-        <w:br/>
-      </w:r>
-      <w:r>
-        <w:rPr>
-          <w:rStyle w:val="VerbatimChar"/>
-        </w:rPr>
-        <w:t xml:space="preserve">## [2,] 0.8319733 0.9113082 0.9723229 0.9964046 0.9968122</w:t>
-      </w:r>
-      <w:r>
-        <w:br/>
-      </w:r>
-      <w:r>
-        <w:rPr>
-          <w:rStyle w:val="VerbatimChar"/>
-        </w:rPr>
-        <w:t xml:space="preserve">## [3,] 0.9151319 0.9694646 0.9987823 0.9949920 0.9633245</w:t>
-      </w:r>
-      <w:r>
-        <w:br/>
-      </w:r>
-      <w:r>
-        <w:rPr>
-          <w:rStyle w:val="VerbatimChar"/>
-        </w:rPr>
-        <w:t xml:space="preserve">## [4,] 0.9713247 0.9991075 0.9950908 0.9625669 0.9008406</w:t>
-      </w:r>
-      <w:r>
-        <w:br/>
-      </w:r>
-      <w:r>
-        <w:rPr>
-          <w:rStyle w:val="VerbatimChar"/>
-        </w:rPr>
-        <w:t xml:space="preserve">## [5,] 0.9973615 0.9985141 0.9615007 0.9010591 0.8129993</w:t>
-      </w:r>
-      <w:r>
-        <w:br/>
-      </w:r>
-      <w:r>
-        <w:rPr>
-          <w:rStyle w:val="VerbatimChar"/>
-        </w:rPr>
-        <w:t xml:space="preserve">## [6,] 0.9921915 0.9676943 0.9002039 0.8143630 0.7050457</w:t>
+        <w:t xml:space="preserve">## [1,] 0.7225704 0.8279014 0.9112819 0.9666156 0.9979244</w:t>
+      </w:r>
+      <w:r>
+        <w:br/>
+      </w:r>
+      <w:r>
+        <w:rPr>
+          <w:rStyle w:val="VerbatimChar"/>
+        </w:rPr>
+        <w:t xml:space="preserve">## [2,] 0.8287893 0.9115468 0.9690537 0.9971229 0.9951228</w:t>
+      </w:r>
+      <w:r>
+        <w:br/>
+      </w:r>
+      <w:r>
+        <w:rPr>
+          <w:rStyle w:val="VerbatimChar"/>
+        </w:rPr>
+        <w:t xml:space="preserve">## [3,] 0.9160326 0.9708627 0.9984105 0.9968649 0.9615383</w:t>
+      </w:r>
+      <w:r>
+        <w:br/>
+      </w:r>
+      <w:r>
+        <w:rPr>
+          <w:rStyle w:val="VerbatimChar"/>
+        </w:rPr>
+        <w:t xml:space="preserve">## [4,] 0.9753522 1.0002906 0.9962345 0.9648789 0.8992149</w:t>
+      </w:r>
+      <w:r>
+        <w:br/>
+      </w:r>
+      <w:r>
+        <w:rPr>
+          <w:rStyle w:val="VerbatimChar"/>
+        </w:rPr>
+        <w:t xml:space="preserve">## [5,] 0.9978552 0.9939852 0.9601545 0.9021491 0.8127071</w:t>
+      </w:r>
+      <w:r>
+        <w:br/>
+      </w:r>
+      <w:r>
+        <w:rPr>
+          <w:rStyle w:val="VerbatimChar"/>
+        </w:rPr>
+        <w:t xml:space="preserve">## [6,] 0.9921244 0.9600392 0.8972202 0.8145016 0.7060909</w:t>
       </w:r>
     </w:p>
     <w:p>
@@ -1803,43 +1803,43 @@
         <w:rPr>
           <w:rStyle w:val="VerbatimChar"/>
         </w:rPr>
-        <w:t xml:space="preserve">## [1] "t4 R2 test: 0.999392908632339 MAPE: 0.00323561673976218"</w:t>
-      </w:r>
-      <w:r>
-        <w:br/>
-      </w:r>
-      <w:r>
-        <w:rPr>
-          <w:rStyle w:val="VerbatimChar"/>
-        </w:rPr>
-        <w:t xml:space="preserve">## [1] "t3 R2 test: 0.999665128642575 MAPE: 0.00333310993158831"</w:t>
-      </w:r>
-      <w:r>
-        <w:br/>
-      </w:r>
-      <w:r>
-        <w:rPr>
-          <w:rStyle w:val="VerbatimChar"/>
-        </w:rPr>
-        <w:t xml:space="preserve">## [1] "t2 R2 test: 0.99996901435499 MAPE: 0.00246332598991361"</w:t>
-      </w:r>
-      <w:r>
-        <w:br/>
-      </w:r>
-      <w:r>
-        <w:rPr>
-          <w:rStyle w:val="VerbatimChar"/>
-        </w:rPr>
-        <w:t xml:space="preserve">## [1] "t1 R2 test: 0.999886623919006 MAPE: 0.00380262652178063"</w:t>
-      </w:r>
-      <w:r>
-        <w:br/>
-      </w:r>
-      <w:r>
-        <w:rPr>
-          <w:rStyle w:val="VerbatimChar"/>
-        </w:rPr>
-        <w:t xml:space="preserve">## [1] "t0 R2 test: 0.999973585707951 MAPE: 0.00263886996101763"</w:t>
+        <w:t xml:space="preserve">## [1] "t4 R2 test: 0.999257306004622 MAPE: 0.00263690589531127"</w:t>
+      </w:r>
+      <w:r>
+        <w:br/>
+      </w:r>
+      <w:r>
+        <w:rPr>
+          <w:rStyle w:val="VerbatimChar"/>
+        </w:rPr>
+        <w:t xml:space="preserve">## [1] "t3 R2 test: 0.999795699135805 MAPE: 0.00249905362567668"</w:t>
+      </w:r>
+      <w:r>
+        <w:br/>
+      </w:r>
+      <w:r>
+        <w:rPr>
+          <w:rStyle w:val="VerbatimChar"/>
+        </w:rPr>
+        <w:t xml:space="preserve">## [1] "t2 R2 test: 0.999901098374836 MAPE: 0.0022815308859582"</w:t>
+      </w:r>
+      <w:r>
+        <w:br/>
+      </w:r>
+      <w:r>
+        <w:rPr>
+          <w:rStyle w:val="VerbatimChar"/>
+        </w:rPr>
+        <w:t xml:space="preserve">## [1] "t1 R2 test: 0.999912713407804 MAPE: 0.0037946790545597"</w:t>
+      </w:r>
+      <w:r>
+        <w:br/>
+      </w:r>
+      <w:r>
+        <w:rPr>
+          <w:rStyle w:val="VerbatimChar"/>
+        </w:rPr>
+        <w:t xml:space="preserve">## [1] "t0 R2 test: 0.999992595750855 MAPE: 0.00171965676061735"</w:t>
       </w:r>
     </w:p>
     <w:p>
@@ -1927,7 +1927,7 @@
         <w:rPr>
           <w:rStyle w:val="VerbatimChar"/>
         </w:rPr>
-        <w:t xml:space="preserve">## [1] "Means R2 test: 0.999777452251372 MAPE: 0.00309470982881248"</w:t>
+        <w:t xml:space="preserve">## [1] "Means R2 test: 0.999771882534785 MAPE: 0.00258636524442464"</w:t>
       </w:r>
     </w:p>
     <w:p>

--- a/examples/autoencoder/doc/autoenc_ed.docx
+++ b/examples/autoencoder/doc/autoenc_ed.docx
@@ -1313,52 +1313,52 @@
         <w:rPr>
           <w:rStyle w:val="VerbatimChar"/>
         </w:rPr>
-        <w:t xml:space="preserve">## [1,] 0.7225704 0.8279014 0.9112819 0.9666156 0.9979244</w:t>
-      </w:r>
-      <w:r>
-        <w:br/>
-      </w:r>
-      <w:r>
-        <w:rPr>
-          <w:rStyle w:val="VerbatimChar"/>
-        </w:rPr>
-        <w:t xml:space="preserve">## [2,] 0.8287893 0.9115468 0.9690537 0.9971229 0.9951228</w:t>
-      </w:r>
-      <w:r>
-        <w:br/>
-      </w:r>
-      <w:r>
-        <w:rPr>
-          <w:rStyle w:val="VerbatimChar"/>
-        </w:rPr>
-        <w:t xml:space="preserve">## [3,] 0.9160326 0.9708627 0.9984105 0.9968649 0.9615383</w:t>
-      </w:r>
-      <w:r>
-        <w:br/>
-      </w:r>
-      <w:r>
-        <w:rPr>
-          <w:rStyle w:val="VerbatimChar"/>
-        </w:rPr>
-        <w:t xml:space="preserve">## [4,] 0.9753522 1.0002906 0.9962345 0.9648789 0.8992149</w:t>
-      </w:r>
-      <w:r>
-        <w:br/>
-      </w:r>
-      <w:r>
-        <w:rPr>
-          <w:rStyle w:val="VerbatimChar"/>
-        </w:rPr>
-        <w:t xml:space="preserve">## [5,] 0.9978552 0.9939852 0.9601545 0.9021491 0.8127071</w:t>
-      </w:r>
-      <w:r>
-        <w:br/>
-      </w:r>
-      <w:r>
-        <w:rPr>
-          <w:rStyle w:val="VerbatimChar"/>
-        </w:rPr>
-        <w:t xml:space="preserve">## [6,] 0.9921244 0.9600392 0.8972202 0.8145016 0.7060909</w:t>
+        <w:t xml:space="preserve">## [1,] 0.7228459 0.8300079 0.9124298 0.9668251 0.9989677</w:t>
+      </w:r>
+      <w:r>
+        <w:br/>
+      </w:r>
+      <w:r>
+        <w:rPr>
+          <w:rStyle w:val="VerbatimChar"/>
+        </w:rPr>
+        <w:t xml:space="preserve">## [2,] 0.8289580 0.9131994 0.9699585 0.9976964 0.9964554</w:t>
+      </w:r>
+      <w:r>
+        <w:br/>
+      </w:r>
+      <w:r>
+        <w:rPr>
+          <w:rStyle w:val="VerbatimChar"/>
+        </w:rPr>
+        <w:t xml:space="preserve">## [3,] 0.9159976 0.9719888 0.9990478 0.9976170 0.9629810</w:t>
+      </w:r>
+      <w:r>
+        <w:br/>
+      </w:r>
+      <w:r>
+        <w:rPr>
+          <w:rStyle w:val="VerbatimChar"/>
+        </w:rPr>
+        <w:t xml:space="preserve">## [4,] 0.9764065 1.0018300 0.9971973 0.9659229 0.9004972</w:t>
+      </w:r>
+      <w:r>
+        <w:br/>
+      </w:r>
+      <w:r>
+        <w:rPr>
+          <w:rStyle w:val="VerbatimChar"/>
+        </w:rPr>
+        <w:t xml:space="preserve">## [5,] 0.9986379 0.9949141 0.9608054 0.9030738 0.8139544</w:t>
+      </w:r>
+      <w:r>
+        <w:br/>
+      </w:r>
+      <w:r>
+        <w:rPr>
+          <w:rStyle w:val="VerbatimChar"/>
+        </w:rPr>
+        <w:t xml:space="preserve">## [6,] 0.9925428 0.9602545 0.8974931 0.8151547 0.7071958</w:t>
       </w:r>
     </w:p>
     <w:p>
@@ -1803,43 +1803,43 @@
         <w:rPr>
           <w:rStyle w:val="VerbatimChar"/>
         </w:rPr>
-        <w:t xml:space="preserve">## [1] "t4 R2 test: 0.999257306004622 MAPE: 0.00263690589531127"</w:t>
-      </w:r>
-      <w:r>
-        <w:br/>
-      </w:r>
-      <w:r>
-        <w:rPr>
-          <w:rStyle w:val="VerbatimChar"/>
-        </w:rPr>
-        <w:t xml:space="preserve">## [1] "t3 R2 test: 0.999795699135805 MAPE: 0.00249905362567668"</w:t>
-      </w:r>
-      <w:r>
-        <w:br/>
-      </w:r>
-      <w:r>
-        <w:rPr>
-          <w:rStyle w:val="VerbatimChar"/>
-        </w:rPr>
-        <w:t xml:space="preserve">## [1] "t2 R2 test: 0.999901098374836 MAPE: 0.0022815308859582"</w:t>
-      </w:r>
-      <w:r>
-        <w:br/>
-      </w:r>
-      <w:r>
-        <w:rPr>
-          <w:rStyle w:val="VerbatimChar"/>
-        </w:rPr>
-        <w:t xml:space="preserve">## [1] "t1 R2 test: 0.999912713407804 MAPE: 0.0037946790545597"</w:t>
-      </w:r>
-      <w:r>
-        <w:br/>
-      </w:r>
-      <w:r>
-        <w:rPr>
-          <w:rStyle w:val="VerbatimChar"/>
-        </w:rPr>
-        <w:t xml:space="preserve">## [1] "t0 R2 test: 0.999992595750855 MAPE: 0.00171965676061735"</w:t>
+        <w:t xml:space="preserve">## [1] "t4 R2 test: 0.999182616070323 MAPE: 0.00265880151345895"</w:t>
+      </w:r>
+      <w:r>
+        <w:br/>
+      </w:r>
+      <w:r>
+        <w:rPr>
+          <w:rStyle w:val="VerbatimChar"/>
+        </w:rPr>
+        <w:t xml:space="preserve">## [1] "t3 R2 test: 0.999715315295137 MAPE: 0.00244794779806746"</w:t>
+      </w:r>
+      <w:r>
+        <w:br/>
+      </w:r>
+      <w:r>
+        <w:rPr>
+          <w:rStyle w:val="VerbatimChar"/>
+        </w:rPr>
+        <w:t xml:space="preserve">## [1] "t2 R2 test: 0.999859860372041 MAPE: 0.00221364765177751"</w:t>
+      </w:r>
+      <w:r>
+        <w:br/>
+      </w:r>
+      <w:r>
+        <w:rPr>
+          <w:rStyle w:val="VerbatimChar"/>
+        </w:rPr>
+        <w:t xml:space="preserve">## [1] "t1 R2 test: 0.999903292193814 MAPE: 0.00337455281655499"</w:t>
+      </w:r>
+      <w:r>
+        <w:br/>
+      </w:r>
+      <w:r>
+        <w:rPr>
+          <w:rStyle w:val="VerbatimChar"/>
+        </w:rPr>
+        <w:t xml:space="preserve">## [1] "t0 R2 test: 0.999961739697188 MAPE: 0.00242273786002931"</w:t>
       </w:r>
     </w:p>
     <w:p>
@@ -1927,7 +1927,7 @@
         <w:rPr>
           <w:rStyle w:val="VerbatimChar"/>
         </w:rPr>
-        <w:t xml:space="preserve">## [1] "Means R2 test: 0.999771882534785 MAPE: 0.00258636524442464"</w:t>
+        <w:t xml:space="preserve">## [1] "Means R2 test: 0.999724564725701 MAPE: 0.00262353752797765"</w:t>
       </w:r>
     </w:p>
     <w:p>

--- a/examples/autoencoder/doc/autoenc_ed.docx
+++ b/examples/autoencoder/doc/autoenc_ed.docx
@@ -1313,52 +1313,52 @@
         <w:rPr>
           <w:rStyle w:val="VerbatimChar"/>
         </w:rPr>
-        <w:t xml:space="preserve">## [1,] 0.7228459 0.8300079 0.9124298 0.9668251 0.9989677</w:t>
-      </w:r>
-      <w:r>
-        <w:br/>
-      </w:r>
-      <w:r>
-        <w:rPr>
-          <w:rStyle w:val="VerbatimChar"/>
-        </w:rPr>
-        <w:t xml:space="preserve">## [2,] 0.8289580 0.9131994 0.9699585 0.9976964 0.9964554</w:t>
-      </w:r>
-      <w:r>
-        <w:br/>
-      </w:r>
-      <w:r>
-        <w:rPr>
-          <w:rStyle w:val="VerbatimChar"/>
-        </w:rPr>
-        <w:t xml:space="preserve">## [3,] 0.9159976 0.9719888 0.9990478 0.9976170 0.9629810</w:t>
-      </w:r>
-      <w:r>
-        <w:br/>
-      </w:r>
-      <w:r>
-        <w:rPr>
-          <w:rStyle w:val="VerbatimChar"/>
-        </w:rPr>
-        <w:t xml:space="preserve">## [4,] 0.9764065 1.0018300 0.9971973 0.9659229 0.9004972</w:t>
-      </w:r>
-      <w:r>
-        <w:br/>
-      </w:r>
-      <w:r>
-        <w:rPr>
-          <w:rStyle w:val="VerbatimChar"/>
-        </w:rPr>
-        <w:t xml:space="preserve">## [5,] 0.9986379 0.9949141 0.9608054 0.9030738 0.8139544</w:t>
-      </w:r>
-      <w:r>
-        <w:br/>
-      </w:r>
-      <w:r>
-        <w:rPr>
-          <w:rStyle w:val="VerbatimChar"/>
-        </w:rPr>
-        <w:t xml:space="preserve">## [6,] 0.9925428 0.9602545 0.8974931 0.8151547 0.7071958</w:t>
+        <w:t xml:space="preserve">## [1,] 0.7248431 0.8292509 0.9125346 0.9678023 0.9975801</w:t>
+      </w:r>
+      <w:r>
+        <w:br/>
+      </w:r>
+      <w:r>
+        <w:rPr>
+          <w:rStyle w:val="VerbatimChar"/>
+        </w:rPr>
+        <w:t xml:space="preserve">## [2,] 0.8292549 0.9113328 0.9696237 0.9983269 0.9954800</w:t>
+      </w:r>
+      <w:r>
+        <w:br/>
+      </w:r>
+      <w:r>
+        <w:rPr>
+          <w:rStyle w:val="VerbatimChar"/>
+        </w:rPr>
+        <w:t xml:space="preserve">## [3,] 0.9150149 0.9699332 0.9986308 0.9976982 0.9619582</w:t>
+      </w:r>
+      <w:r>
+        <w:br/>
+      </w:r>
+      <w:r>
+        <w:rPr>
+          <w:rStyle w:val="VerbatimChar"/>
+        </w:rPr>
+        <w:t xml:space="preserve">## [4,] 0.9753836 1.0003356 0.9971015 0.9657295 0.8993417</w:t>
+      </w:r>
+      <w:r>
+        <w:br/>
+      </w:r>
+      <w:r>
+        <w:rPr>
+          <w:rStyle w:val="VerbatimChar"/>
+        </w:rPr>
+        <w:t xml:space="preserve">## [5,] 0.9971603 0.9934428 0.9607589 0.9028872 0.8131537</w:t>
+      </w:r>
+      <w:r>
+        <w:br/>
+      </w:r>
+      <w:r>
+        <w:rPr>
+          <w:rStyle w:val="VerbatimChar"/>
+        </w:rPr>
+        <w:t xml:space="preserve">## [6,] 0.9911200 0.9589357 0.8974754 0.8150309 0.7066600</w:t>
       </w:r>
     </w:p>
     <w:p>
@@ -1803,43 +1803,43 @@
         <w:rPr>
           <w:rStyle w:val="VerbatimChar"/>
         </w:rPr>
-        <w:t xml:space="preserve">## [1] "t4 R2 test: 0.999182616070323 MAPE: 0.00265880151345895"</w:t>
-      </w:r>
-      <w:r>
-        <w:br/>
-      </w:r>
-      <w:r>
-        <w:rPr>
-          <w:rStyle w:val="VerbatimChar"/>
-        </w:rPr>
-        <w:t xml:space="preserve">## [1] "t3 R2 test: 0.999715315295137 MAPE: 0.00244794779806746"</w:t>
-      </w:r>
-      <w:r>
-        <w:br/>
-      </w:r>
-      <w:r>
-        <w:rPr>
-          <w:rStyle w:val="VerbatimChar"/>
-        </w:rPr>
-        <w:t xml:space="preserve">## [1] "t2 R2 test: 0.999859860372041 MAPE: 0.00221364765177751"</w:t>
-      </w:r>
-      <w:r>
-        <w:br/>
-      </w:r>
-      <w:r>
-        <w:rPr>
-          <w:rStyle w:val="VerbatimChar"/>
-        </w:rPr>
-        <w:t xml:space="preserve">## [1] "t1 R2 test: 0.999903292193814 MAPE: 0.00337455281655499"</w:t>
-      </w:r>
-      <w:r>
-        <w:br/>
-      </w:r>
-      <w:r>
-        <w:rPr>
-          <w:rStyle w:val="VerbatimChar"/>
-        </w:rPr>
-        <w:t xml:space="preserve">## [1] "t0 R2 test: 0.999961739697188 MAPE: 0.00242273786002931"</w:t>
+        <w:t xml:space="preserve">## [1] "t4 R2 test: 0.999232061465667 MAPE: 0.00240904783207615"</w:t>
+      </w:r>
+      <w:r>
+        <w:br/>
+      </w:r>
+      <w:r>
+        <w:rPr>
+          <w:rStyle w:val="VerbatimChar"/>
+        </w:rPr>
+        <w:t xml:space="preserve">## [1] "t3 R2 test: 0.999794779523031 MAPE: 0.00223775202187537"</w:t>
+      </w:r>
+      <w:r>
+        <w:br/>
+      </w:r>
+      <w:r>
+        <w:rPr>
+          <w:rStyle w:val="VerbatimChar"/>
+        </w:rPr>
+        <w:t xml:space="preserve">## [1] "t2 R2 test: 0.999879729114234 MAPE: 0.00206990992669041"</w:t>
+      </w:r>
+      <w:r>
+        <w:br/>
+      </w:r>
+      <w:r>
+        <w:rPr>
+          <w:rStyle w:val="VerbatimChar"/>
+        </w:rPr>
+        <w:t xml:space="preserve">## [1] "t1 R2 test: 0.999930039181041 MAPE: 0.00324980271790087"</w:t>
+      </w:r>
+      <w:r>
+        <w:br/>
+      </w:r>
+      <w:r>
+        <w:rPr>
+          <w:rStyle w:val="VerbatimChar"/>
+        </w:rPr>
+        <w:t xml:space="preserve">## [1] "t0 R2 test: 0.999964344320305 MAPE: 0.00274748612793111"</w:t>
       </w:r>
     </w:p>
     <w:p>
@@ -1927,7 +1927,7 @@
         <w:rPr>
           <w:rStyle w:val="VerbatimChar"/>
         </w:rPr>
-        <w:t xml:space="preserve">## [1] "Means R2 test: 0.999724564725701 MAPE: 0.00262353752797765"</w:t>
+        <w:t xml:space="preserve">## [1] "Means R2 test: 0.999760190720855 MAPE: 0.00254279972529478"</w:t>
       </w:r>
     </w:p>
     <w:p>

--- a/examples/autoencoder/doc/autoenc_ed.docx
+++ b/examples/autoencoder/doc/autoenc_ed.docx
@@ -1313,52 +1313,52 @@
         <w:rPr>
           <w:rStyle w:val="VerbatimChar"/>
         </w:rPr>
-        <w:t xml:space="preserve">## [1,] 0.7248431 0.8292509 0.9125346 0.9678023 0.9975801</w:t>
-      </w:r>
-      <w:r>
-        <w:br/>
-      </w:r>
-      <w:r>
-        <w:rPr>
-          <w:rStyle w:val="VerbatimChar"/>
-        </w:rPr>
-        <w:t xml:space="preserve">## [2,] 0.8292549 0.9113328 0.9696237 0.9983269 0.9954800</w:t>
-      </w:r>
-      <w:r>
-        <w:br/>
-      </w:r>
-      <w:r>
-        <w:rPr>
-          <w:rStyle w:val="VerbatimChar"/>
-        </w:rPr>
-        <w:t xml:space="preserve">## [3,] 0.9150149 0.9699332 0.9986308 0.9976982 0.9619582</w:t>
-      </w:r>
-      <w:r>
-        <w:br/>
-      </w:r>
-      <w:r>
-        <w:rPr>
-          <w:rStyle w:val="VerbatimChar"/>
-        </w:rPr>
-        <w:t xml:space="preserve">## [4,] 0.9753836 1.0003356 0.9971015 0.9657295 0.8993417</w:t>
-      </w:r>
-      <w:r>
-        <w:br/>
-      </w:r>
-      <w:r>
-        <w:rPr>
-          <w:rStyle w:val="VerbatimChar"/>
-        </w:rPr>
-        <w:t xml:space="preserve">## [5,] 0.9971603 0.9934428 0.9607589 0.9028872 0.8131537</w:t>
-      </w:r>
-      <w:r>
-        <w:br/>
-      </w:r>
-      <w:r>
-        <w:rPr>
-          <w:rStyle w:val="VerbatimChar"/>
-        </w:rPr>
-        <w:t xml:space="preserve">## [6,] 0.9911200 0.9589357 0.8974754 0.8150309 0.7066600</w:t>
+        <w:t xml:space="preserve">## [1,] 0.7251009 0.8299524 0.9116809 0.9673861 0.9969491</w:t>
+      </w:r>
+      <w:r>
+        <w:br/>
+      </w:r>
+      <w:r>
+        <w:rPr>
+          <w:rStyle w:val="VerbatimChar"/>
+        </w:rPr>
+        <w:t xml:space="preserve">## [2,] 0.8299314 0.9122393 0.9690564 0.9975338 0.9946003</w:t>
+      </w:r>
+      <w:r>
+        <w:br/>
+      </w:r>
+      <w:r>
+        <w:rPr>
+          <w:rStyle w:val="VerbatimChar"/>
+        </w:rPr>
+        <w:t xml:space="preserve">## [3,] 0.9159891 0.9709197 0.9983131 0.9966879 0.9610053</w:t>
+      </w:r>
+      <w:r>
+        <w:br/>
+      </w:r>
+      <w:r>
+        <w:rPr>
+          <w:rStyle w:val="VerbatimChar"/>
+        </w:rPr>
+        <w:t xml:space="preserve">## [4,] 0.9769428 1.0016869 0.9972132 0.9647016 0.8983485</w:t>
+      </w:r>
+      <w:r>
+        <w:br/>
+      </w:r>
+      <w:r>
+        <w:rPr>
+          <w:rStyle w:val="VerbatimChar"/>
+        </w:rPr>
+        <w:t xml:space="preserve">## [5,] 0.9989620 0.9948692 0.9610606 0.9018603 0.8120835</w:t>
+      </w:r>
+      <w:r>
+        <w:br/>
+      </w:r>
+      <w:r>
+        <w:rPr>
+          <w:rStyle w:val="VerbatimChar"/>
+        </w:rPr>
+        <w:t xml:space="preserve">## [6,] 0.9929724 0.9603909 0.8979371 0.8141565 0.7056656</w:t>
       </w:r>
     </w:p>
     <w:p>
@@ -1803,43 +1803,43 @@
         <w:rPr>
           <w:rStyle w:val="VerbatimChar"/>
         </w:rPr>
-        <w:t xml:space="preserve">## [1] "t4 R2 test: 0.999232061465667 MAPE: 0.00240904783207615"</w:t>
-      </w:r>
-      <w:r>
-        <w:br/>
-      </w:r>
-      <w:r>
-        <w:rPr>
-          <w:rStyle w:val="VerbatimChar"/>
-        </w:rPr>
-        <w:t xml:space="preserve">## [1] "t3 R2 test: 0.999794779523031 MAPE: 0.00223775202187537"</w:t>
-      </w:r>
-      <w:r>
-        <w:br/>
-      </w:r>
-      <w:r>
-        <w:rPr>
-          <w:rStyle w:val="VerbatimChar"/>
-        </w:rPr>
-        <w:t xml:space="preserve">## [1] "t2 R2 test: 0.999879729114234 MAPE: 0.00206990992669041"</w:t>
-      </w:r>
-      <w:r>
-        <w:br/>
-      </w:r>
-      <w:r>
-        <w:rPr>
-          <w:rStyle w:val="VerbatimChar"/>
-        </w:rPr>
-        <w:t xml:space="preserve">## [1] "t1 R2 test: 0.999930039181041 MAPE: 0.00324980271790087"</w:t>
-      </w:r>
-      <w:r>
-        <w:br/>
-      </w:r>
-      <w:r>
-        <w:rPr>
-          <w:rStyle w:val="VerbatimChar"/>
-        </w:rPr>
-        <w:t xml:space="preserve">## [1] "t0 R2 test: 0.999964344320305 MAPE: 0.00274748612793111"</w:t>
+        <w:t xml:space="preserve">## [1] "t4 R2 test: 0.999265224160725 MAPE: 0.00235979882752354"</w:t>
+      </w:r>
+      <w:r>
+        <w:br/>
+      </w:r>
+      <w:r>
+        <w:rPr>
+          <w:rStyle w:val="VerbatimChar"/>
+        </w:rPr>
+        <w:t xml:space="preserve">## [1] "t3 R2 test: 0.999744694150423 MAPE: 0.00205546314358895"</w:t>
+      </w:r>
+      <w:r>
+        <w:br/>
+      </w:r>
+      <w:r>
+        <w:rPr>
+          <w:rStyle w:val="VerbatimChar"/>
+        </w:rPr>
+        <w:t xml:space="preserve">## [1] "t2 R2 test: 0.999890876597696 MAPE: 0.00210399249347134"</w:t>
+      </w:r>
+      <w:r>
+        <w:br/>
+      </w:r>
+      <w:r>
+        <w:rPr>
+          <w:rStyle w:val="VerbatimChar"/>
+        </w:rPr>
+        <w:t xml:space="preserve">## [1] "t1 R2 test: 0.999930292350215 MAPE: 0.00299416399954737"</w:t>
+      </w:r>
+      <w:r>
+        <w:br/>
+      </w:r>
+      <w:r>
+        <w:rPr>
+          <w:rStyle w:val="VerbatimChar"/>
+        </w:rPr>
+        <w:t xml:space="preserve">## [1] "t0 R2 test: 0.999970258219363 MAPE: 0.0035357886998353"</w:t>
       </w:r>
     </w:p>
     <w:p>
@@ -1927,7 +1927,7 @@
         <w:rPr>
           <w:rStyle w:val="VerbatimChar"/>
         </w:rPr>
-        <w:t xml:space="preserve">## [1] "Means R2 test: 0.999760190720855 MAPE: 0.00254279972529478"</w:t>
+        <w:t xml:space="preserve">## [1] "Means R2 test: 0.999760269095685 MAPE: 0.0026098414327933"</w:t>
       </w:r>
     </w:p>
     <w:p>

--- a/examples/autoencoder/doc/autoenc_ed.docx
+++ b/examples/autoencoder/doc/autoenc_ed.docx
@@ -1313,52 +1313,52 @@
         <w:rPr>
           <w:rStyle w:val="VerbatimChar"/>
         </w:rPr>
-        <w:t xml:space="preserve">## [1,] 0.7251009 0.8299524 0.9116809 0.9673861 0.9969491</w:t>
-      </w:r>
-      <w:r>
-        <w:br/>
-      </w:r>
-      <w:r>
-        <w:rPr>
-          <w:rStyle w:val="VerbatimChar"/>
-        </w:rPr>
-        <w:t xml:space="preserve">## [2,] 0.8299314 0.9122393 0.9690564 0.9975338 0.9946003</w:t>
-      </w:r>
-      <w:r>
-        <w:br/>
-      </w:r>
-      <w:r>
-        <w:rPr>
-          <w:rStyle w:val="VerbatimChar"/>
-        </w:rPr>
-        <w:t xml:space="preserve">## [3,] 0.9159891 0.9709197 0.9983131 0.9966879 0.9610053</w:t>
-      </w:r>
-      <w:r>
-        <w:br/>
-      </w:r>
-      <w:r>
-        <w:rPr>
-          <w:rStyle w:val="VerbatimChar"/>
-        </w:rPr>
-        <w:t xml:space="preserve">## [4,] 0.9769428 1.0016869 0.9972132 0.9647016 0.8983485</w:t>
-      </w:r>
-      <w:r>
-        <w:br/>
-      </w:r>
-      <w:r>
-        <w:rPr>
-          <w:rStyle w:val="VerbatimChar"/>
-        </w:rPr>
-        <w:t xml:space="preserve">## [5,] 0.9989620 0.9948692 0.9610606 0.9018603 0.8120835</w:t>
-      </w:r>
-      <w:r>
-        <w:br/>
-      </w:r>
-      <w:r>
-        <w:rPr>
-          <w:rStyle w:val="VerbatimChar"/>
-        </w:rPr>
-        <w:t xml:space="preserve">## [6,] 0.9929724 0.9603909 0.8979371 0.8141565 0.7056656</w:t>
+        <w:t xml:space="preserve">## [1,] 0.7255813 0.8289540 0.9122948 0.9687542 0.9982029</w:t>
+      </w:r>
+      <w:r>
+        <w:br/>
+      </w:r>
+      <w:r>
+        <w:rPr>
+          <w:rStyle w:val="VerbatimChar"/>
+        </w:rPr>
+        <w:t xml:space="preserve">## [2,] 0.8288612 0.9110729 0.9701630 0.9947946 0.9954381</w:t>
+      </w:r>
+      <w:r>
+        <w:br/>
+      </w:r>
+      <w:r>
+        <w:rPr>
+          <w:rStyle w:val="VerbatimChar"/>
+        </w:rPr>
+        <w:t xml:space="preserve">## [3,] 0.9144489 0.9695985 0.9988444 0.9933945 0.9614896</w:t>
+      </w:r>
+      <w:r>
+        <w:br/>
+      </w:r>
+      <w:r>
+        <w:rPr>
+          <w:rStyle w:val="VerbatimChar"/>
+        </w:rPr>
+        <w:t xml:space="preserve">## [4,] 0.9766629 1.0009168 0.9969509 0.9635062 0.8984348</w:t>
+      </w:r>
+      <w:r>
+        <w:br/>
+      </w:r>
+      <w:r>
+        <w:rPr>
+          <w:rStyle w:val="VerbatimChar"/>
+        </w:rPr>
+        <w:t xml:space="preserve">## [5,] 0.9986449 0.9940419 0.9600872 0.9018536 0.8120856</w:t>
+      </w:r>
+      <w:r>
+        <w:br/>
+      </w:r>
+      <w:r>
+        <w:rPr>
+          <w:rStyle w:val="VerbatimChar"/>
+        </w:rPr>
+        <w:t xml:space="preserve">## [6,] 0.9923968 0.9594506 0.8965830 0.8148959 0.7056286</w:t>
       </w:r>
     </w:p>
     <w:p>
@@ -1803,43 +1803,43 @@
         <w:rPr>
           <w:rStyle w:val="VerbatimChar"/>
         </w:rPr>
-        <w:t xml:space="preserve">## [1] "t4 R2 test: 0.999265224160725 MAPE: 0.00235979882752354"</w:t>
-      </w:r>
-      <w:r>
-        <w:br/>
-      </w:r>
-      <w:r>
-        <w:rPr>
-          <w:rStyle w:val="VerbatimChar"/>
-        </w:rPr>
-        <w:t xml:space="preserve">## [1] "t3 R2 test: 0.999744694150423 MAPE: 0.00205546314358895"</w:t>
-      </w:r>
-      <w:r>
-        <w:br/>
-      </w:r>
-      <w:r>
-        <w:rPr>
-          <w:rStyle w:val="VerbatimChar"/>
-        </w:rPr>
-        <w:t xml:space="preserve">## [1] "t2 R2 test: 0.999890876597696 MAPE: 0.00210399249347134"</w:t>
-      </w:r>
-      <w:r>
-        <w:br/>
-      </w:r>
-      <w:r>
-        <w:rPr>
-          <w:rStyle w:val="VerbatimChar"/>
-        </w:rPr>
-        <w:t xml:space="preserve">## [1] "t1 R2 test: 0.999930292350215 MAPE: 0.00299416399954737"</w:t>
-      </w:r>
-      <w:r>
-        <w:br/>
-      </w:r>
-      <w:r>
-        <w:rPr>
-          <w:rStyle w:val="VerbatimChar"/>
-        </w:rPr>
-        <w:t xml:space="preserve">## [1] "t0 R2 test: 0.999970258219363 MAPE: 0.0035357886998353"</w:t>
+        <w:t xml:space="preserve">## [1] "t4 R2 test: 0.999235267402608 MAPE: 0.00218412930989986"</w:t>
+      </w:r>
+      <w:r>
+        <w:br/>
+      </w:r>
+      <w:r>
+        <w:rPr>
+          <w:rStyle w:val="VerbatimChar"/>
+        </w:rPr>
+        <w:t xml:space="preserve">## [1] "t3 R2 test: 0.9996960912309 MAPE: 0.00249549680089458"</w:t>
+      </w:r>
+      <w:r>
+        <w:br/>
+      </w:r>
+      <w:r>
+        <w:rPr>
+          <w:rStyle w:val="VerbatimChar"/>
+        </w:rPr>
+        <w:t xml:space="preserve">## [1] "t2 R2 test: 0.999854958010535 MAPE: 0.00225710228295403"</w:t>
+      </w:r>
+      <w:r>
+        <w:br/>
+      </w:r>
+      <w:r>
+        <w:rPr>
+          <w:rStyle w:val="VerbatimChar"/>
+        </w:rPr>
+        <w:t xml:space="preserve">## [1] "t1 R2 test: 0.999826832288179 MAPE: 0.00463783068886851"</w:t>
+      </w:r>
+      <w:r>
+        <w:br/>
+      </w:r>
+      <w:r>
+        <w:rPr>
+          <w:rStyle w:val="VerbatimChar"/>
+        </w:rPr>
+        <w:t xml:space="preserve">## [1] "t0 R2 test: 0.999959962939254 MAPE: 0.00374178902514877"</w:t>
       </w:r>
     </w:p>
     <w:p>
@@ -1927,7 +1927,7 @@
         <w:rPr>
           <w:rStyle w:val="VerbatimChar"/>
         </w:rPr>
-        <w:t xml:space="preserve">## [1] "Means R2 test: 0.999760269095685 MAPE: 0.0026098414327933"</w:t>
+        <w:t xml:space="preserve">## [1] "Means R2 test: 0.999714622374295 MAPE: 0.00306326962155315"</w:t>
       </w:r>
     </w:p>
     <w:p>

--- a/examples/autoencoder/doc/autoenc_ed.docx
+++ b/examples/autoencoder/doc/autoenc_ed.docx
@@ -2,7 +2,7 @@
 <file path=word/document.xml><?xml version="1.0" encoding="utf-8"?>
 <w:document xmlns:w="http://schemas.openxmlformats.org/wordprocessingml/2006/main" xmlns:m="http://schemas.openxmlformats.org/officeDocument/2006/math" xmlns:r="http://schemas.openxmlformats.org/officeDocument/2006/relationships" xmlns:o="urn:schemas-microsoft-com:office:office" xmlns:v="urn:schemas-microsoft-com:vml" xmlns:w10="urn:schemas-microsoft-com:office:word" xmlns:a="http://schemas.openxmlformats.org/drawingml/2006/main" xmlns:pic="http://schemas.openxmlformats.org/drawingml/2006/picture" xmlns:wp="http://schemas.openxmlformats.org/drawingml/2006/wordprocessingDrawing">
   <w:body>
-    <w:bookmarkStart w:id="23" w:name="autoencoder-encode-decode---overview"/>
+    <w:bookmarkStart w:id="12" w:name="autoencoder-encode-decode---overview"/>
     <w:p>
       <w:pPr>
         <w:pStyle w:val="Heading2"/>
@@ -865,7 +865,7 @@
         <w:rPr>
           <w:rStyle w:val="CommentTok"/>
         </w:rPr>
-        <w:t xml:space="preserve"># Loss curves (train and validation)</w:t>
+        <w:t xml:space="preserve"># Loss curves</w:t>
       </w:r>
       <w:r>
         <w:br/>
@@ -904,31 +904,199 @@
         <w:rPr>
           <w:rStyle w:val="AttributeTok"/>
         </w:rPr>
-        <w:t xml:space="preserve">x=</w:t>
+        <w:t xml:space="preserve">x =</w:t>
+      </w:r>
+      <w:r>
+        <w:rPr>
+          <w:rStyle w:val="NormalTok"/>
+        </w:rPr>
+        <w:t xml:space="preserve"> </w:t>
+      </w:r>
+      <w:r>
+        <w:rPr>
+          <w:rStyle w:val="FunctionTok"/>
+        </w:rPr>
+        <w:t xml:space="preserve">seq_along</w:t>
+      </w:r>
+      <w:r>
+        <w:rPr>
+          <w:rStyle w:val="NormalTok"/>
+        </w:rPr>
+        <w:t xml:space="preserve">(auto</w:t>
+      </w:r>
+      <w:r>
+        <w:rPr>
+          <w:rStyle w:val="SpecialCharTok"/>
+        </w:rPr>
+        <w:t xml:space="preserve">$</w:t>
+      </w:r>
+      <w:r>
+        <w:rPr>
+          <w:rStyle w:val="NormalTok"/>
+        </w:rPr>
+        <w:t xml:space="preserve">train_loss), </w:t>
+      </w:r>
+      <w:r>
+        <w:rPr>
+          <w:rStyle w:val="AttributeTok"/>
+        </w:rPr>
+        <w:t xml:space="preserve">train_loss =</w:t>
+      </w:r>
+      <w:r>
+        <w:rPr>
+          <w:rStyle w:val="NormalTok"/>
+        </w:rPr>
+        <w:t xml:space="preserve"> auto</w:t>
+      </w:r>
+      <w:r>
+        <w:rPr>
+          <w:rStyle w:val="SpecialCharTok"/>
+        </w:rPr>
+        <w:t xml:space="preserve">$</w:t>
+      </w:r>
+      <w:r>
+        <w:rPr>
+          <w:rStyle w:val="NormalTok"/>
+        </w:rPr>
+        <w:t xml:space="preserve">train_loss)</w:t>
+      </w:r>
+      <w:r>
+        <w:br/>
+      </w:r>
+      <w:r>
+        <w:rPr>
+          <w:rStyle w:val="ControlFlowTok"/>
+        </w:rPr>
+        <w:t xml:space="preserve">if</w:t>
+      </w:r>
+      <w:r>
+        <w:rPr>
+          <w:rStyle w:val="NormalTok"/>
+        </w:rPr>
+        <w:t xml:space="preserve"> (</w:t>
+      </w:r>
+      <w:r>
+        <w:rPr>
+          <w:rStyle w:val="SpecialCharTok"/>
+        </w:rPr>
+        <w:t xml:space="preserve">!</w:t>
+      </w:r>
+      <w:r>
+        <w:rPr>
+          <w:rStyle w:val="FunctionTok"/>
+        </w:rPr>
+        <w:t xml:space="preserve">is.null</w:t>
+      </w:r>
+      <w:r>
+        <w:rPr>
+          <w:rStyle w:val="NormalTok"/>
+        </w:rPr>
+        <w:t xml:space="preserve">(auto</w:t>
+      </w:r>
+      <w:r>
+        <w:rPr>
+          <w:rStyle w:val="SpecialCharTok"/>
+        </w:rPr>
+        <w:t xml:space="preserve">$</w:t>
+      </w:r>
+      <w:r>
+        <w:rPr>
+          <w:rStyle w:val="NormalTok"/>
+        </w:rPr>
+        <w:t xml:space="preserve">val_loss) </w:t>
+      </w:r>
+      <w:r>
+        <w:rPr>
+          <w:rStyle w:val="SpecialCharTok"/>
+        </w:rPr>
+        <w:t xml:space="preserve">&amp;&amp;</w:t>
+      </w:r>
+      <w:r>
+        <w:rPr>
+          <w:rStyle w:val="NormalTok"/>
+        </w:rPr>
+        <w:t xml:space="preserve"> </w:t>
+      </w:r>
+      <w:r>
+        <w:rPr>
+          <w:rStyle w:val="FunctionTok"/>
+        </w:rPr>
+        <w:t xml:space="preserve">length</w:t>
+      </w:r>
+      <w:r>
+        <w:rPr>
+          <w:rStyle w:val="NormalTok"/>
+        </w:rPr>
+        <w:t xml:space="preserve">(auto</w:t>
+      </w:r>
+      <w:r>
+        <w:rPr>
+          <w:rStyle w:val="SpecialCharTok"/>
+        </w:rPr>
+        <w:t xml:space="preserve">$</w:t>
+      </w:r>
+      <w:r>
+        <w:rPr>
+          <w:rStyle w:val="NormalTok"/>
+        </w:rPr>
+        <w:t xml:space="preserve">val_loss) </w:t>
+      </w:r>
+      <w:r>
+        <w:rPr>
+          <w:rStyle w:val="SpecialCharTok"/>
+        </w:rPr>
+        <w:t xml:space="preserve">&gt;</w:t>
+      </w:r>
+      <w:r>
+        <w:rPr>
+          <w:rStyle w:val="NormalTok"/>
+        </w:rPr>
+        <w:t xml:space="preserve"> </w:t>
       </w:r>
       <w:r>
         <w:rPr>
           <w:rStyle w:val="DecValTok"/>
         </w:rPr>
-        <w:t xml:space="preserve">1</w:t>
+        <w:t xml:space="preserve">0</w:t>
+      </w:r>
+      <w:r>
+        <w:rPr>
+          <w:rStyle w:val="NormalTok"/>
+        </w:rPr>
+        <w:t xml:space="preserve">) {</w:t>
+      </w:r>
+      <w:r>
+        <w:br/>
+      </w:r>
+      <w:r>
+        <w:rPr>
+          <w:rStyle w:val="NormalTok"/>
+        </w:rPr>
+        <w:t xml:space="preserve">  fit_loss</w:t>
       </w:r>
       <w:r>
         <w:rPr>
           <w:rStyle w:val="SpecialCharTok"/>
         </w:rPr>
-        <w:t xml:space="preserve">:</w:t>
-      </w:r>
-      <w:r>
-        <w:rPr>
-          <w:rStyle w:val="FunctionTok"/>
-        </w:rPr>
-        <w:t xml:space="preserve">length</w:t>
-      </w:r>
-      <w:r>
-        <w:rPr>
-          <w:rStyle w:val="NormalTok"/>
-        </w:rPr>
-        <w:t xml:space="preserve">(auto</w:t>
+        <w:t xml:space="preserve">$</w:t>
+      </w:r>
+      <w:r>
+        <w:rPr>
+          <w:rStyle w:val="NormalTok"/>
+        </w:rPr>
+        <w:t xml:space="preserve">val_loss </w:t>
+      </w:r>
+      <w:r>
+        <w:rPr>
+          <w:rStyle w:val="OtherTok"/>
+        </w:rPr>
+        <w:t xml:space="preserve">&lt;-</w:t>
+      </w:r>
+      <w:r>
+        <w:rPr>
+          <w:rStyle w:val="NormalTok"/>
+        </w:rPr>
+        <w:t xml:space="preserve"> auto</w:t>
       </w:r>
       <w:r>
         <w:rPr>
@@ -940,133 +1108,205 @@
         <w:rPr>
           <w:rStyle w:val="NormalTok"/>
         </w:rPr>
-        <w:t xml:space="preserve">train_loss), </w:t>
+        <w:t xml:space="preserve">val_loss</w:t>
+      </w:r>
+      <w:r>
+        <w:br/>
+      </w:r>
+      <w:r>
+        <w:rPr>
+          <w:rStyle w:val="NormalTok"/>
+        </w:rPr>
+        <w:t xml:space="preserve">}</w:t>
+      </w:r>
+      <w:r>
+        <w:br/>
+      </w:r>
+      <w:r>
+        <w:br/>
+      </w:r>
+      <w:r>
+        <w:rPr>
+          <w:rStyle w:val="NormalTok"/>
+        </w:rPr>
+        <w:t xml:space="preserve">colors </w:t>
+      </w:r>
+      <w:r>
+        <w:rPr>
+          <w:rStyle w:val="OtherTok"/>
+        </w:rPr>
+        <w:t xml:space="preserve">&lt;-</w:t>
+      </w:r>
+      <w:r>
+        <w:rPr>
+          <w:rStyle w:val="NormalTok"/>
+        </w:rPr>
+        <w:t xml:space="preserve"> </w:t>
+      </w:r>
+      <w:r>
+        <w:rPr>
+          <w:rStyle w:val="ControlFlowTok"/>
+        </w:rPr>
+        <w:t xml:space="preserve">if</w:t>
+      </w:r>
+      <w:r>
+        <w:rPr>
+          <w:rStyle w:val="NormalTok"/>
+        </w:rPr>
+        <w:t xml:space="preserve"> (</w:t>
+      </w:r>
+      <w:r>
+        <w:rPr>
+          <w:rStyle w:val="StringTok"/>
+        </w:rPr>
+        <w:t xml:space="preserve">"val_loss"</w:t>
+      </w:r>
+      <w:r>
+        <w:rPr>
+          <w:rStyle w:val="NormalTok"/>
+        </w:rPr>
+        <w:t xml:space="preserve"> </w:t>
+      </w:r>
+      <w:r>
+        <w:rPr>
+          <w:rStyle w:val="SpecialCharTok"/>
+        </w:rPr>
+        <w:t xml:space="preserve">%in%</w:t>
+      </w:r>
+      <w:r>
+        <w:rPr>
+          <w:rStyle w:val="NormalTok"/>
+        </w:rPr>
+        <w:t xml:space="preserve"> </w:t>
+      </w:r>
+      <w:r>
+        <w:rPr>
+          <w:rStyle w:val="FunctionTok"/>
+        </w:rPr>
+        <w:t xml:space="preserve">names</w:t>
+      </w:r>
+      <w:r>
+        <w:rPr>
+          <w:rStyle w:val="NormalTok"/>
+        </w:rPr>
+        <w:t xml:space="preserve">(fit_loss)) </w:t>
+      </w:r>
+      <w:r>
+        <w:rPr>
+          <w:rStyle w:val="FunctionTok"/>
+        </w:rPr>
+        <w:t xml:space="preserve">c</w:t>
+      </w:r>
+      <w:r>
+        <w:rPr>
+          <w:rStyle w:val="NormalTok"/>
+        </w:rPr>
+        <w:t xml:space="preserve">(</w:t>
+      </w:r>
+      <w:r>
+        <w:rPr>
+          <w:rStyle w:val="StringTok"/>
+        </w:rPr>
+        <w:t xml:space="preserve">"Blue"</w:t>
+      </w:r>
+      <w:r>
+        <w:rPr>
+          <w:rStyle w:val="NormalTok"/>
+        </w:rPr>
+        <w:t xml:space="preserve">, </w:t>
+      </w:r>
+      <w:r>
+        <w:rPr>
+          <w:rStyle w:val="StringTok"/>
+        </w:rPr>
+        <w:t xml:space="preserve">"Orange"</w:t>
+      </w:r>
+      <w:r>
+        <w:rPr>
+          <w:rStyle w:val="NormalTok"/>
+        </w:rPr>
+        <w:t xml:space="preserve">) </w:t>
+      </w:r>
+      <w:r>
+        <w:rPr>
+          <w:rStyle w:val="ControlFlowTok"/>
+        </w:rPr>
+        <w:t xml:space="preserve">else</w:t>
+      </w:r>
+      <w:r>
+        <w:rPr>
+          <w:rStyle w:val="NormalTok"/>
+        </w:rPr>
+        <w:t xml:space="preserve"> </w:t>
+      </w:r>
+      <w:r>
+        <w:rPr>
+          <w:rStyle w:val="FunctionTok"/>
+        </w:rPr>
+        <w:t xml:space="preserve">c</w:t>
+      </w:r>
+      <w:r>
+        <w:rPr>
+          <w:rStyle w:val="NormalTok"/>
+        </w:rPr>
+        <w:t xml:space="preserve">(</w:t>
+      </w:r>
+      <w:r>
+        <w:rPr>
+          <w:rStyle w:val="StringTok"/>
+        </w:rPr>
+        <w:t xml:space="preserve">"Blue"</w:t>
+      </w:r>
+      <w:r>
+        <w:rPr>
+          <w:rStyle w:val="NormalTok"/>
+        </w:rPr>
+        <w:t xml:space="preserve">)</w:t>
+      </w:r>
+      <w:r>
+        <w:br/>
+      </w:r>
+      <w:r>
+        <w:rPr>
+          <w:rStyle w:val="NormalTok"/>
+        </w:rPr>
+        <w:t xml:space="preserve">grf </w:t>
+      </w:r>
+      <w:r>
+        <w:rPr>
+          <w:rStyle w:val="OtherTok"/>
+        </w:rPr>
+        <w:t xml:space="preserve">&lt;-</w:t>
+      </w:r>
+      <w:r>
+        <w:rPr>
+          <w:rStyle w:val="NormalTok"/>
+        </w:rPr>
+        <w:t xml:space="preserve"> </w:t>
+      </w:r>
+      <w:r>
+        <w:rPr>
+          <w:rStyle w:val="FunctionTok"/>
+        </w:rPr>
+        <w:t xml:space="preserve">plot_series</w:t>
+      </w:r>
+      <w:r>
+        <w:rPr>
+          <w:rStyle w:val="NormalTok"/>
+        </w:rPr>
+        <w:t xml:space="preserve">(fit_loss, </w:t>
       </w:r>
       <w:r>
         <w:rPr>
           <w:rStyle w:val="AttributeTok"/>
         </w:rPr>
-        <w:t xml:space="preserve">train_loss=</w:t>
-      </w:r>
-      <w:r>
-        <w:rPr>
-          <w:rStyle w:val="NormalTok"/>
-        </w:rPr>
-        <w:t xml:space="preserve">auto</w:t>
-      </w:r>
-      <w:r>
-        <w:rPr>
-          <w:rStyle w:val="SpecialCharTok"/>
-        </w:rPr>
-        <w:t xml:space="preserve">$</w:t>
-      </w:r>
-      <w:r>
-        <w:rPr>
-          <w:rStyle w:val="NormalTok"/>
-        </w:rPr>
-        <w:t xml:space="preserve">train_loss, </w:t>
-      </w:r>
-      <w:r>
-        <w:rPr>
-          <w:rStyle w:val="AttributeTok"/>
-        </w:rPr>
-        <w:t xml:space="preserve">val_loss=</w:t>
-      </w:r>
-      <w:r>
-        <w:rPr>
-          <w:rStyle w:val="NormalTok"/>
-        </w:rPr>
-        <w:t xml:space="preserve">auto</w:t>
-      </w:r>
-      <w:r>
-        <w:rPr>
-          <w:rStyle w:val="SpecialCharTok"/>
-        </w:rPr>
-        <w:t xml:space="preserve">$</w:t>
-      </w:r>
-      <w:r>
-        <w:rPr>
-          <w:rStyle w:val="NormalTok"/>
-        </w:rPr>
-        <w:t xml:space="preserve">val_loss)</w:t>
-      </w:r>
-      <w:r>
-        <w:br/>
-      </w:r>
-      <w:r>
-        <w:br/>
-      </w:r>
-      <w:r>
-        <w:rPr>
-          <w:rStyle w:val="NormalTok"/>
-        </w:rPr>
-        <w:t xml:space="preserve">grf </w:t>
-      </w:r>
-      <w:r>
-        <w:rPr>
-          <w:rStyle w:val="OtherTok"/>
-        </w:rPr>
-        <w:t xml:space="preserve">&lt;-</w:t>
-      </w:r>
-      <w:r>
-        <w:rPr>
-          <w:rStyle w:val="NormalTok"/>
-        </w:rPr>
-        <w:t xml:space="preserve"> </w:t>
-      </w:r>
-      <w:r>
-        <w:rPr>
-          <w:rStyle w:val="FunctionTok"/>
-        </w:rPr>
-        <w:t xml:space="preserve">plot_series</w:t>
-      </w:r>
-      <w:r>
-        <w:rPr>
-          <w:rStyle w:val="NormalTok"/>
-        </w:rPr>
-        <w:t xml:space="preserve">(fit_loss, </w:t>
-      </w:r>
-      <w:r>
-        <w:rPr>
-          <w:rStyle w:val="AttributeTok"/>
-        </w:rPr>
-        <w:t xml:space="preserve">colors=</w:t>
-      </w:r>
-      <w:r>
-        <w:rPr>
-          <w:rStyle w:val="FunctionTok"/>
-        </w:rPr>
-        <w:t xml:space="preserve">c</w:t>
-      </w:r>
-      <w:r>
-        <w:rPr>
-          <w:rStyle w:val="NormalTok"/>
-        </w:rPr>
-        <w:t xml:space="preserve">(</w:t>
-      </w:r>
-      <w:r>
-        <w:rPr>
-          <w:rStyle w:val="StringTok"/>
-        </w:rPr>
-        <w:t xml:space="preserve">'Blue'</w:t>
-      </w:r>
-      <w:r>
-        <w:rPr>
-          <w:rStyle w:val="NormalTok"/>
-        </w:rPr>
-        <w:t xml:space="preserve">,</w:t>
-      </w:r>
-      <w:r>
-        <w:rPr>
-          <w:rStyle w:val="StringTok"/>
-        </w:rPr>
-        <w:t xml:space="preserve">'Orange'</w:t>
-      </w:r>
-      <w:r>
-        <w:rPr>
-          <w:rStyle w:val="NormalTok"/>
-        </w:rPr>
-        <w:t xml:space="preserve">))</w:t>
+        <w:t xml:space="preserve">colors =</w:t>
+      </w:r>
+      <w:r>
+        <w:rPr>
+          <w:rStyle w:val="NormalTok"/>
+        </w:rPr>
+        <w:t xml:space="preserve"> colors)</w:t>
       </w:r>
       <w:r>
         <w:br/>
@@ -1093,18 +1333,18 @@
           <wp:inline>
             <wp:extent cx="4620126" cy="3696101"/>
             <wp:effectExtent b="0" l="0" r="0" t="0"/>
-            <wp:docPr descr="" title="" id="21" name="Picture"/>
+            <wp:docPr descr="" title="" id="10" name="Picture"/>
             <a:graphic>
               <a:graphicData uri="http://schemas.openxmlformats.org/drawingml/2006/picture">
                 <pic:pic>
                   <pic:nvPicPr>
-                    <pic:cNvPr descr="/home/gpca/daltoolboxdp/examples/autoencoder/doc/autoenc_ed_files/figure-docx/unnamed-chunk-7-1.png" id="22" name="Picture"/>
+                    <pic:cNvPr descr="C:\Git\dal\daltoolboxdp\examples\autoencoder\doc\autoenc_ed_files/802ca5bacb8f4e099363133372c5629e664d274e.png" id="11" name="Picture"/>
                     <pic:cNvPicPr>
                       <a:picLocks noChangeArrowheads="1" noChangeAspect="1"/>
                     </pic:cNvPicPr>
                   </pic:nvPicPr>
                   <pic:blipFill>
-                    <a:blip r:embed="rId20"/>
+                    <a:blip r:embed="rId9"/>
                     <a:stretch>
                       <a:fillRect/>
                     </a:stretch>
@@ -1313,7 +1553,7 @@
         <w:rPr>
           <w:rStyle w:val="VerbatimChar"/>
         </w:rPr>
-        <w:t xml:space="preserve">## [1,] 0.7255813 0.8289540 0.9122948 0.9687542 0.9982029</w:t>
+        <w:t xml:space="preserve">## [1,] 0.8419219 0.8765590 0.9206666 0.9270012 0.9152821</w:t>
       </w:r>
       <w:r>
         <w:br/>
@@ -1322,7 +1562,7 @@
         <w:rPr>
           <w:rStyle w:val="VerbatimChar"/>
         </w:rPr>
-        <w:t xml:space="preserve">## [2,] 0.8288612 0.9110729 0.9701630 0.9947946 0.9954381</w:t>
+        <w:t xml:space="preserve">## [2,] 0.8943138 0.9264477 0.9745803 0.9777409 0.9641542</w:t>
       </w:r>
       <w:r>
         <w:br/>
@@ -1331,7 +1571,7 @@
         <w:rPr>
           <w:rStyle w:val="VerbatimChar"/>
         </w:rPr>
-        <w:t xml:space="preserve">## [3,] 0.9144489 0.9695985 0.9988444 0.9933945 0.9614896</w:t>
+        <w:t xml:space="preserve">## [3,] 0.9235649 0.9524046 1.0021278 0.9997125 0.9850400</w:t>
       </w:r>
       <w:r>
         <w:br/>
@@ -1340,7 +1580,7 @@
         <w:rPr>
           <w:rStyle w:val="VerbatimChar"/>
         </w:rPr>
-        <w:t xml:space="preserve">## [4,] 0.9766629 1.0009168 0.9969509 0.9635062 0.8984348</w:t>
+        <w:t xml:space="preserve">## [4,] 0.9267573 0.9522670 1.0014770 0.9902071 0.9753000</w:t>
       </w:r>
       <w:r>
         <w:br/>
@@ -1349,7 +1589,7 @@
         <w:rPr>
           <w:rStyle w:val="VerbatimChar"/>
         </w:rPr>
-        <w:t xml:space="preserve">## [5,] 0.9986449 0.9940419 0.9600872 0.9018536 0.8120856</w:t>
+        <w:t xml:space="preserve">## [5,] 0.9050835 0.9256646 0.9721372 0.9512792 0.9364959</w:t>
       </w:r>
       <w:r>
         <w:br/>
@@ -1358,7 +1598,7 @@
         <w:rPr>
           <w:rStyle w:val="VerbatimChar"/>
         </w:rPr>
-        <w:t xml:space="preserve">## [6,] 0.9923968 0.9594506 0.8965830 0.8148959 0.7056286</w:t>
+        <w:t xml:space="preserve">## [6,] 0.8602557 0.8743277 0.9158053 0.8857428 0.8714272</w:t>
       </w:r>
     </w:p>
     <w:p>
@@ -1803,7 +2043,7 @@
         <w:rPr>
           <w:rStyle w:val="VerbatimChar"/>
         </w:rPr>
-        <w:t xml:space="preserve">## [1] "t4 R2 test: 0.999235267402608 MAPE: 0.00218412930989986"</w:t>
+        <w:t xml:space="preserve">## [1] "t4 R2 test: 0.379522399372819 MAPE: 0.153129355477166"</w:t>
       </w:r>
       <w:r>
         <w:br/>
@@ -1812,7 +2052,7 @@
         <w:rPr>
           <w:rStyle w:val="VerbatimChar"/>
         </w:rPr>
-        <w:t xml:space="preserve">## [1] "t3 R2 test: 0.9996960912309 MAPE: 0.00249549680089458"</w:t>
+        <w:t xml:space="preserve">## [1] "t3 R2 test: 0.893777629259706 MAPE: 0.0872268137463115"</w:t>
       </w:r>
       <w:r>
         <w:br/>
@@ -1821,7 +2061,7 @@
         <w:rPr>
           <w:rStyle w:val="VerbatimChar"/>
         </w:rPr>
-        <w:t xml:space="preserve">## [1] "t2 R2 test: 0.999854958010535 MAPE: 0.00225710228295403"</w:t>
+        <w:t xml:space="preserve">## [1] "t2 R2 test: 0.998491999849175 MAPE: 0.0138523885848435"</w:t>
       </w:r>
       <w:r>
         <w:br/>
@@ -1830,7 +2070,7 @@
         <w:rPr>
           <w:rStyle w:val="VerbatimChar"/>
         </w:rPr>
-        <w:t xml:space="preserve">## [1] "t1 R2 test: 0.999826832288179 MAPE: 0.00463783068886851"</w:t>
+        <w:t xml:space="preserve">## [1] "t1 R2 test: 0.975309025229859 MAPE: 0.0898433019770626"</w:t>
       </w:r>
       <w:r>
         <w:br/>
@@ -1839,7 +2079,7 @@
         <w:rPr>
           <w:rStyle w:val="VerbatimChar"/>
         </w:rPr>
-        <w:t xml:space="preserve">## [1] "t0 R2 test: 0.999959962939254 MAPE: 0.00374178902514877"</w:t>
+        <w:t xml:space="preserve">## [1] "t0 R2 test: 0.92440548327146 MAPE: 0.273273547842395"</w:t>
       </w:r>
     </w:p>
     <w:p>
@@ -1927,7 +2167,7 @@
         <w:rPr>
           <w:rStyle w:val="VerbatimChar"/>
         </w:rPr>
-        <w:t xml:space="preserve">## [1] "Means R2 test: 0.999714622374295 MAPE: 0.00306326962155315"</w:t>
+        <w:t xml:space="preserve">## [1] "Means R2 test: 0.834301307396604 MAPE: 0.123465081525556"</w:t>
       </w:r>
     </w:p>
     <w:p>
@@ -1944,7 +2184,7 @@
         <w:t xml:space="preserve">- Goodfellow, I., Bengio, Y., &amp; Courville, A. (2016). Deep Learning. MIT Press. (Chapter on Autoencoders)</w:t>
       </w:r>
     </w:p>
-    <w:bookmarkEnd w:id="23"/>
+    <w:bookmarkEnd w:id="12"/>
     <w:sectPr>
       <w:footnotePr>
         <w:numRestart w:val="eachSect"/>
@@ -2066,10 +2306,10 @@
   <w:docDefaults>
     <w:rPrDefault>
       <w:rPr>
-        <w:rFonts w:asciiTheme="minorHAnsi" w:cstheme="minorBidi" w:eastAsiaTheme="minorHAnsi" w:hAnsiTheme="minorHAnsi"/>
+        <w:rFonts w:asciiTheme="minorHAnsi" w:cstheme="minorBidi" w:eastAsiaTheme="minorEastAsia" w:hAnsiTheme="minorHAnsi"/>
         <w:sz w:val="24"/>
         <w:szCs w:val="24"/>
-        <w:lang w:bidi="ar-SA" w:eastAsia="en-US" w:val="en-US"/>
+        <w:lang w:bidi="ar-SA" w:eastAsia="zh-CN" w:val="en-US"/>
       </w:rPr>
     </w:rPrDefault>
     <w:pPrDefault>
@@ -2610,13 +2850,6 @@
       </w:tblCellMar>
     </w:tblPr>
     <w:tblStylePr w:type="firstRow">
-      <w:tblPr>
-        <w:jc w:val="left"/>
-        <w:tblInd w:type="dxa" w:w="0"/>
-      </w:tblPr>
-      <w:trPr>
-        <w:jc w:val="left"/>
-      </w:trPr>
       <w:tcPr>
         <w:tcBorders>
           <w:bottom w:val="single"/>

--- a/examples/autoencoder/doc/autoenc_ed.docx
+++ b/examples/autoencoder/doc/autoenc_ed.docx
@@ -855,6 +855,185 @@
           <w:rStyle w:val="NormalTok"/>
         </w:rPr>
         <w:t xml:space="preserve">(auto, train)</w:t>
+      </w:r>
+    </w:p>
+    <w:p>
+      <w:pPr>
+        <w:pStyle w:val="FirstParagraph"/>
+      </w:pPr>
+      <w:r>
+        <w:t xml:space="preserve">Constructor configuration</w:t>
+      </w:r>
+      <w:r>
+        <w:t xml:space="preserve"> </w:t>
+      </w:r>
+      <w:r>
+        <w:t xml:space="preserve">- Fixed-epoch baseline: set</w:t>
+      </w:r>
+      <w:r>
+        <w:t xml:space="preserve"> </w:t>
+      </w:r>
+      <w:r>
+        <w:rPr>
+          <w:rStyle w:val="VerbatimChar"/>
+        </w:rPr>
+        <w:t xml:space="preserve">epochs</w:t>
+      </w:r>
+      <w:r>
+        <w:t xml:space="preserve"> </w:t>
+      </w:r>
+      <w:r>
+        <w:t xml:space="preserve">and keep</w:t>
+      </w:r>
+      <w:r>
+        <w:t xml:space="preserve"> </w:t>
+      </w:r>
+      <w:r>
+        <w:rPr>
+          <w:rStyle w:val="VerbatimChar"/>
+        </w:rPr>
+        <w:t xml:space="preserve">validation_strategy = "static"</w:t>
+      </w:r>
+      <w:r>
+        <w:t xml:space="preserve"> </w:t>
+      </w:r>
+      <w:r>
+        <w:t xml:space="preserve">with</w:t>
+      </w:r>
+      <w:r>
+        <w:t xml:space="preserve"> </w:t>
+      </w:r>
+      <w:r>
+        <w:rPr>
+          <w:rStyle w:val="VerbatimChar"/>
+        </w:rPr>
+        <w:t xml:space="preserve">stopping_rule = "none"</w:t>
+      </w:r>
+      <w:r>
+        <w:t xml:space="preserve">.</w:t>
+      </w:r>
+      <w:r>
+        <w:t xml:space="preserve"> </w:t>
+      </w:r>
+      <w:r>
+        <w:t xml:space="preserve">- Static early stopping: keep</w:t>
+      </w:r>
+      <w:r>
+        <w:t xml:space="preserve"> </w:t>
+      </w:r>
+      <w:r>
+        <w:rPr>
+          <w:rStyle w:val="VerbatimChar"/>
+        </w:rPr>
+        <w:t xml:space="preserve">validation_strategy = "static"</w:t>
+      </w:r>
+      <w:r>
+        <w:t xml:space="preserve"> </w:t>
+      </w:r>
+      <w:r>
+        <w:t xml:space="preserve">and choose</w:t>
+      </w:r>
+      <w:r>
+        <w:t xml:space="preserve"> </w:t>
+      </w:r>
+      <w:r>
+        <w:rPr>
+          <w:rStyle w:val="VerbatimChar"/>
+        </w:rPr>
+        <w:t xml:space="preserve">stopping_rule = "patience"</w:t>
+      </w:r>
+      <w:r>
+        <w:t xml:space="preserve">,</w:t>
+      </w:r>
+      <w:r>
+        <w:t xml:space="preserve"> </w:t>
+      </w:r>
+      <w:r>
+        <w:rPr>
+          <w:rStyle w:val="VerbatimChar"/>
+        </w:rPr>
+        <w:t xml:space="preserve">"sma"</w:t>
+      </w:r>
+      <w:r>
+        <w:t xml:space="preserve">,</w:t>
+      </w:r>
+      <w:r>
+        <w:t xml:space="preserve"> </w:t>
+      </w:r>
+      <w:r>
+        <w:rPr>
+          <w:rStyle w:val="VerbatimChar"/>
+        </w:rPr>
+        <w:t xml:space="preserve">"ema"</w:t>
+      </w:r>
+      <w:r>
+        <w:t xml:space="preserve">, or</w:t>
+      </w:r>
+      <w:r>
+        <w:t xml:space="preserve"> </w:t>
+      </w:r>
+      <w:r>
+        <w:rPr>
+          <w:rStyle w:val="VerbatimChar"/>
+        </w:rPr>
+        <w:t xml:space="preserve">"h"</w:t>
+      </w:r>
+      <w:r>
+        <w:t xml:space="preserve">.</w:t>
+      </w:r>
+      <w:r>
+        <w:t xml:space="preserve"> </w:t>
+      </w:r>
+      <w:r>
+        <w:t xml:space="preserve">- Dynamic early stopping: switch</w:t>
+      </w:r>
+      <w:r>
+        <w:t xml:space="preserve"> </w:t>
+      </w:r>
+      <w:r>
+        <w:rPr>
+          <w:rStyle w:val="VerbatimChar"/>
+        </w:rPr>
+        <w:t xml:space="preserve">validation_strategy = "dynamic"</w:t>
+      </w:r>
+      <w:r>
+        <w:t xml:space="preserve"> </w:t>
+      </w:r>
+      <w:r>
+        <w:t xml:space="preserve">and reuse the same stopping rules.</w:t>
+      </w:r>
+      <w:r>
+        <w:t xml:space="preserve"> </w:t>
+      </w:r>
+      <w:r>
+        <w:t xml:space="preserve">- The loss plot below always shows</w:t>
+      </w:r>
+      <w:r>
+        <w:t xml:space="preserve"> </w:t>
+      </w:r>
+      <w:r>
+        <w:rPr>
+          <w:rStyle w:val="VerbatimChar"/>
+        </w:rPr>
+        <w:t xml:space="preserve">train_loss</w:t>
+      </w:r>
+      <w:r>
+        <w:t xml:space="preserve">; it adds</w:t>
+      </w:r>
+      <w:r>
+        <w:t xml:space="preserve"> </w:t>
+      </w:r>
+      <w:r>
+        <w:rPr>
+          <w:rStyle w:val="VerbatimChar"/>
+        </w:rPr>
+        <w:t xml:space="preserve">val_loss</w:t>
+      </w:r>
+      <w:r>
+        <w:t xml:space="preserve"> </w:t>
+      </w:r>
+      <w:r>
+        <w:t xml:space="preserve">when validation is active.</w:t>
       </w:r>
     </w:p>
     <w:p>

--- a/examples/autoencoder/doc/autoenc_ed.docx
+++ b/examples/autoencoder/doc/autoenc_ed.docx
@@ -868,7 +868,7 @@
         <w:t xml:space="preserve"> </w:t>
       </w:r>
       <w:r>
-        <w:t xml:space="preserve">- Fixed-epoch baseline: set</w:t>
+        <w:t xml:space="preserve">- Fixed-epoch baseline: omit</w:t>
       </w:r>
       <w:r>
         <w:t xml:space="preserve"> </w:t>
@@ -883,7 +883,7 @@
         <w:t xml:space="preserve"> </w:t>
       </w:r>
       <w:r>
-        <w:t xml:space="preserve">and keep</w:t>
+        <w:t xml:space="preserve">to use the default value and keep</w:t>
       </w:r>
       <w:r>
         <w:t xml:space="preserve"> </w:t>

--- a/examples/autoencoder/doc/autoenc_ed.docx
+++ b/examples/autoencoder/doc/autoenc_ed.docx
@@ -1038,6 +1038,98 @@
     </w:p>
     <w:p>
       <w:pPr>
+        <w:pStyle w:val="BodyText"/>
+      </w:pPr>
+      <w:r>
+        <w:t xml:space="preserve">Architecture variations</w:t>
+      </w:r>
+      <w:r>
+        <w:t xml:space="preserve"> </w:t>
+      </w:r>
+      <w:r>
+        <w:t xml:space="preserve">- Use</w:t>
+      </w:r>
+      <w:r>
+        <w:t xml:space="preserve"> </w:t>
+      </w:r>
+      <w:r>
+        <w:rPr>
+          <w:rStyle w:val="VerbatimChar"/>
+        </w:rPr>
+        <w:t xml:space="preserve">encoder_hidden_sizes</w:t>
+      </w:r>
+      <w:r>
+        <w:t xml:space="preserve"> </w:t>
+      </w:r>
+      <w:r>
+        <w:t xml:space="preserve">and</w:t>
+      </w:r>
+      <w:r>
+        <w:t xml:space="preserve"> </w:t>
+      </w:r>
+      <w:r>
+        <w:rPr>
+          <w:rStyle w:val="VerbatimChar"/>
+        </w:rPr>
+        <w:t xml:space="preserve">decoder_hidden_sizes</w:t>
+      </w:r>
+      <w:r>
+        <w:t xml:space="preserve"> </w:t>
+      </w:r>
+      <w:r>
+        <w:t xml:space="preserve">to control compression and reconstruction depth separately.</w:t>
+      </w:r>
+      <w:r>
+        <w:t xml:space="preserve"> </w:t>
+      </w:r>
+      <w:r>
+        <w:t xml:space="preserve">- When inputs are normalized to</w:t>
+      </w:r>
+      <w:r>
+        <w:t xml:space="preserve"> </w:t>
+      </w:r>
+      <w:r>
+        <w:rPr>
+          <w:rStyle w:val="VerbatimChar"/>
+        </w:rPr>
+        <w:t xml:space="preserve">[0, 1]</w:t>
+      </w:r>
+      <w:r>
+        <w:t xml:space="preserve">,</w:t>
+      </w:r>
+      <w:r>
+        <w:t xml:space="preserve"> </w:t>
+      </w:r>
+      <w:r>
+        <w:rPr>
+          <w:rStyle w:val="VerbatimChar"/>
+        </w:rPr>
+        <w:t xml:space="preserve">output_activation = "sigmoid"</w:t>
+      </w:r>
+      <w:r>
+        <w:t xml:space="preserve"> </w:t>
+      </w:r>
+      <w:r>
+        <w:t xml:space="preserve">can be useful; otherwise keep</w:t>
+      </w:r>
+      <w:r>
+        <w:t xml:space="preserve"> </w:t>
+      </w:r>
+      <w:r>
+        <w:rPr>
+          <w:rStyle w:val="VerbatimChar"/>
+        </w:rPr>
+        <w:t xml:space="preserve">"none"</w:t>
+      </w:r>
+      <w:r>
+        <w:t xml:space="preserve"> </w:t>
+      </w:r>
+      <w:r>
+        <w:t xml:space="preserve">to preserve the original linear decoder output.</w:t>
+      </w:r>
+    </w:p>
+    <w:p>
+      <w:pPr>
         <w:pStyle w:val="SourceCode"/>
       </w:pPr>
       <w:r>
@@ -1517,7 +1609,7 @@
               <a:graphicData uri="http://schemas.openxmlformats.org/drawingml/2006/picture">
                 <pic:pic>
                   <pic:nvPicPr>
-                    <pic:cNvPr descr="C:\Git\dal\daltoolboxdp\examples\autoencoder\doc\autoenc_ed_files/802ca5bacb8f4e099363133372c5629e664d274e.png" id="11" name="Picture"/>
+                    <pic:cNvPr descr="/home/gpca/daltoolboxdp/examples/autoencoder/doc/autoenc_ed_files/82b5be8845c8a51847b86d1a27bd87e70b86584d.png" id="11" name="Picture"/>
                     <pic:cNvPicPr>
                       <a:picLocks noChangeArrowheads="1" noChangeAspect="1"/>
                     </pic:cNvPicPr>
@@ -1732,52 +1824,52 @@
         <w:rPr>
           <w:rStyle w:val="VerbatimChar"/>
         </w:rPr>
-        <w:t xml:space="preserve">## [1,] 0.8419219 0.8765590 0.9206666 0.9270012 0.9152821</w:t>
-      </w:r>
-      <w:r>
-        <w:br/>
-      </w:r>
-      <w:r>
-        <w:rPr>
-          <w:rStyle w:val="VerbatimChar"/>
-        </w:rPr>
-        <w:t xml:space="preserve">## [2,] 0.8943138 0.9264477 0.9745803 0.9777409 0.9641542</w:t>
-      </w:r>
-      <w:r>
-        <w:br/>
-      </w:r>
-      <w:r>
-        <w:rPr>
-          <w:rStyle w:val="VerbatimChar"/>
-        </w:rPr>
-        <w:t xml:space="preserve">## [3,] 0.9235649 0.9524046 1.0021278 0.9997125 0.9850400</w:t>
-      </w:r>
-      <w:r>
-        <w:br/>
-      </w:r>
-      <w:r>
-        <w:rPr>
-          <w:rStyle w:val="VerbatimChar"/>
-        </w:rPr>
-        <w:t xml:space="preserve">## [4,] 0.9267573 0.9522670 1.0014770 0.9902071 0.9753000</w:t>
-      </w:r>
-      <w:r>
-        <w:br/>
-      </w:r>
-      <w:r>
-        <w:rPr>
-          <w:rStyle w:val="VerbatimChar"/>
-        </w:rPr>
-        <w:t xml:space="preserve">## [5,] 0.9050835 0.9256646 0.9721372 0.9512792 0.9364959</w:t>
-      </w:r>
-      <w:r>
-        <w:br/>
-      </w:r>
-      <w:r>
-        <w:rPr>
-          <w:rStyle w:val="VerbatimChar"/>
-        </w:rPr>
-        <w:t xml:space="preserve">## [6,] 0.8602557 0.8743277 0.9158053 0.8857428 0.8714272</w:t>
+        <w:t xml:space="preserve">## [1,] 0.8419209 0.8765578 0.9206652 0.9270019 0.9152824</w:t>
+      </w:r>
+      <w:r>
+        <w:br/>
+      </w:r>
+      <w:r>
+        <w:rPr>
+          <w:rStyle w:val="VerbatimChar"/>
+        </w:rPr>
+        <w:t xml:space="preserve">## [2,] 0.8943126 0.9264467 0.9745790 0.9777414 0.9641544</w:t>
+      </w:r>
+      <w:r>
+        <w:br/>
+      </w:r>
+      <w:r>
+        <w:rPr>
+          <w:rStyle w:val="VerbatimChar"/>
+        </w:rPr>
+        <w:t xml:space="preserve">## [3,] 0.9235638 0.9524034 1.0021266 0.9997129 0.9850401</w:t>
+      </w:r>
+      <w:r>
+        <w:br/>
+      </w:r>
+      <w:r>
+        <w:rPr>
+          <w:rStyle w:val="VerbatimChar"/>
+        </w:rPr>
+        <w:t xml:space="preserve">## [4,] 0.9267559 0.9522664 1.0014759 0.9902075 0.9753006</w:t>
+      </w:r>
+      <w:r>
+        <w:br/>
+      </w:r>
+      <w:r>
+        <w:rPr>
+          <w:rStyle w:val="VerbatimChar"/>
+        </w:rPr>
+        <w:t xml:space="preserve">## [5,] 0.9050823 0.9256639 0.9721360 0.9512797 0.9364967</w:t>
+      </w:r>
+      <w:r>
+        <w:br/>
+      </w:r>
+      <w:r>
+        <w:rPr>
+          <w:rStyle w:val="VerbatimChar"/>
+        </w:rPr>
+        <w:t xml:space="preserve">## [6,] 0.8602545 0.8743274 0.9158045 0.8857442 0.8714285</w:t>
       </w:r>
     </w:p>
     <w:p>
@@ -2222,43 +2314,43 @@
         <w:rPr>
           <w:rStyle w:val="VerbatimChar"/>
         </w:rPr>
-        <w:t xml:space="preserve">## [1] "t4 R2 test: 0.379522399372819 MAPE: 0.153129355477166"</w:t>
-      </w:r>
-      <w:r>
-        <w:br/>
-      </w:r>
-      <w:r>
-        <w:rPr>
-          <w:rStyle w:val="VerbatimChar"/>
-        </w:rPr>
-        <w:t xml:space="preserve">## [1] "t3 R2 test: 0.893777629259706 MAPE: 0.0872268137463115"</w:t>
-      </w:r>
-      <w:r>
-        <w:br/>
-      </w:r>
-      <w:r>
-        <w:rPr>
-          <w:rStyle w:val="VerbatimChar"/>
-        </w:rPr>
-        <w:t xml:space="preserve">## [1] "t2 R2 test: 0.998491999849175 MAPE: 0.0138523885848435"</w:t>
-      </w:r>
-      <w:r>
-        <w:br/>
-      </w:r>
-      <w:r>
-        <w:rPr>
-          <w:rStyle w:val="VerbatimChar"/>
-        </w:rPr>
-        <w:t xml:space="preserve">## [1] "t1 R2 test: 0.975309025229859 MAPE: 0.0898433019770626"</w:t>
-      </w:r>
-      <w:r>
-        <w:br/>
-      </w:r>
-      <w:r>
-        <w:rPr>
-          <w:rStyle w:val="VerbatimChar"/>
-        </w:rPr>
-        <w:t xml:space="preserve">## [1] "t0 R2 test: 0.92440548327146 MAPE: 0.273273547842395"</w:t>
+        <w:t xml:space="preserve">## [1] "t4 R2 test: 0.379522511754274 MAPE: 0.153130004145387"</w:t>
+      </w:r>
+      <w:r>
+        <w:br/>
+      </w:r>
+      <w:r>
+        <w:rPr>
+          <w:rStyle w:val="VerbatimChar"/>
+        </w:rPr>
+        <w:t xml:space="preserve">## [1] "t3 R2 test: 0.893778702540112 MAPE: 0.0872268082713539"</w:t>
+      </w:r>
+      <w:r>
+        <w:br/>
+      </w:r>
+      <w:r>
+        <w:rPr>
+          <w:rStyle w:val="VerbatimChar"/>
+        </w:rPr>
+        <w:t xml:space="preserve">## [1] "t2 R2 test: 0.998491990450485 MAPE: 0.0138516899835004"</w:t>
+      </w:r>
+      <w:r>
+        <w:br/>
+      </w:r>
+      <w:r>
+        <w:rPr>
+          <w:rStyle w:val="VerbatimChar"/>
+        </w:rPr>
+        <w:t xml:space="preserve">## [1] "t1 R2 test: 0.97530871339152 MAPE: 0.0898448151331934"</w:t>
+      </w:r>
+      <w:r>
+        <w:br/>
+      </w:r>
+      <w:r>
+        <w:rPr>
+          <w:rStyle w:val="VerbatimChar"/>
+        </w:rPr>
+        <w:t xml:space="preserve">## [1] "t0 R2 test: 0.924404807162874 MAPE: 0.273276536514541"</w:t>
       </w:r>
     </w:p>
     <w:p>
@@ -2346,7 +2438,7 @@
         <w:rPr>
           <w:rStyle w:val="VerbatimChar"/>
         </w:rPr>
-        <w:t xml:space="preserve">## [1] "Means R2 test: 0.834301307396604 MAPE: 0.123465081525556"</w:t>
+        <w:t xml:space="preserve">## [1] "Means R2 test: 0.834301345059853 MAPE: 0.123465970809595"</w:t>
       </w:r>
     </w:p>
     <w:p>

--- a/examples/autoencoder/doc/autoenc_ed.docx
+++ b/examples/autoencoder/doc/autoenc_ed.docx
@@ -1609,7 +1609,7 @@
               <a:graphicData uri="http://schemas.openxmlformats.org/drawingml/2006/picture">
                 <pic:pic>
                   <pic:nvPicPr>
-                    <pic:cNvPr descr="/home/gpca/daltoolboxdp/examples/autoencoder/doc/autoenc_ed_files/82b5be8845c8a51847b86d1a27bd87e70b86584d.png" id="11" name="Picture"/>
+                    <pic:cNvPr descr="C:\Git\dal\daltoolboxdp\examples\autoencoder\doc\autoenc_ed_files/802ca5bacb8f4e099363133372c5629e664d274e.png" id="11" name="Picture"/>
                     <pic:cNvPicPr>
                       <a:picLocks noChangeArrowheads="1" noChangeAspect="1"/>
                     </pic:cNvPicPr>
@@ -1824,52 +1824,52 @@
         <w:rPr>
           <w:rStyle w:val="VerbatimChar"/>
         </w:rPr>
-        <w:t xml:space="preserve">## [1,] 0.8419209 0.8765578 0.9206652 0.9270019 0.9152824</w:t>
-      </w:r>
-      <w:r>
-        <w:br/>
-      </w:r>
-      <w:r>
-        <w:rPr>
-          <w:rStyle w:val="VerbatimChar"/>
-        </w:rPr>
-        <w:t xml:space="preserve">## [2,] 0.8943126 0.9264467 0.9745790 0.9777414 0.9641544</w:t>
-      </w:r>
-      <w:r>
-        <w:br/>
-      </w:r>
-      <w:r>
-        <w:rPr>
-          <w:rStyle w:val="VerbatimChar"/>
-        </w:rPr>
-        <w:t xml:space="preserve">## [3,] 0.9235638 0.9524034 1.0021266 0.9997129 0.9850401</w:t>
-      </w:r>
-      <w:r>
-        <w:br/>
-      </w:r>
-      <w:r>
-        <w:rPr>
-          <w:rStyle w:val="VerbatimChar"/>
-        </w:rPr>
-        <w:t xml:space="preserve">## [4,] 0.9267559 0.9522664 1.0014759 0.9902075 0.9753006</w:t>
-      </w:r>
-      <w:r>
-        <w:br/>
-      </w:r>
-      <w:r>
-        <w:rPr>
-          <w:rStyle w:val="VerbatimChar"/>
-        </w:rPr>
-        <w:t xml:space="preserve">## [5,] 0.9050823 0.9256639 0.9721360 0.9512797 0.9364967</w:t>
-      </w:r>
-      <w:r>
-        <w:br/>
-      </w:r>
-      <w:r>
-        <w:rPr>
-          <w:rStyle w:val="VerbatimChar"/>
-        </w:rPr>
-        <w:t xml:space="preserve">## [6,] 0.8602545 0.8743274 0.9158045 0.8857442 0.8714285</w:t>
+        <w:t xml:space="preserve">## [1,] 0.8419219 0.8765590 0.9206666 0.9270012 0.9152821</w:t>
+      </w:r>
+      <w:r>
+        <w:br/>
+      </w:r>
+      <w:r>
+        <w:rPr>
+          <w:rStyle w:val="VerbatimChar"/>
+        </w:rPr>
+        <w:t xml:space="preserve">## [2,] 0.8943138 0.9264477 0.9745803 0.9777409 0.9641542</w:t>
+      </w:r>
+      <w:r>
+        <w:br/>
+      </w:r>
+      <w:r>
+        <w:rPr>
+          <w:rStyle w:val="VerbatimChar"/>
+        </w:rPr>
+        <w:t xml:space="preserve">## [3,] 0.9235649 0.9524046 1.0021278 0.9997125 0.9850400</w:t>
+      </w:r>
+      <w:r>
+        <w:br/>
+      </w:r>
+      <w:r>
+        <w:rPr>
+          <w:rStyle w:val="VerbatimChar"/>
+        </w:rPr>
+        <w:t xml:space="preserve">## [4,] 0.9267573 0.9522670 1.0014770 0.9902071 0.9753000</w:t>
+      </w:r>
+      <w:r>
+        <w:br/>
+      </w:r>
+      <w:r>
+        <w:rPr>
+          <w:rStyle w:val="VerbatimChar"/>
+        </w:rPr>
+        <w:t xml:space="preserve">## [5,] 0.9050835 0.9256646 0.9721372 0.9512792 0.9364959</w:t>
+      </w:r>
+      <w:r>
+        <w:br/>
+      </w:r>
+      <w:r>
+        <w:rPr>
+          <w:rStyle w:val="VerbatimChar"/>
+        </w:rPr>
+        <w:t xml:space="preserve">## [6,] 0.8602557 0.8743277 0.9158053 0.8857428 0.8714272</w:t>
       </w:r>
     </w:p>
     <w:p>
@@ -2314,43 +2314,43 @@
         <w:rPr>
           <w:rStyle w:val="VerbatimChar"/>
         </w:rPr>
-        <w:t xml:space="preserve">## [1] "t4 R2 test: 0.379522511754274 MAPE: 0.153130004145387"</w:t>
-      </w:r>
-      <w:r>
-        <w:br/>
-      </w:r>
-      <w:r>
-        <w:rPr>
-          <w:rStyle w:val="VerbatimChar"/>
-        </w:rPr>
-        <w:t xml:space="preserve">## [1] "t3 R2 test: 0.893778702540112 MAPE: 0.0872268082713539"</w:t>
-      </w:r>
-      <w:r>
-        <w:br/>
-      </w:r>
-      <w:r>
-        <w:rPr>
-          <w:rStyle w:val="VerbatimChar"/>
-        </w:rPr>
-        <w:t xml:space="preserve">## [1] "t2 R2 test: 0.998491990450485 MAPE: 0.0138516899835004"</w:t>
-      </w:r>
-      <w:r>
-        <w:br/>
-      </w:r>
-      <w:r>
-        <w:rPr>
-          <w:rStyle w:val="VerbatimChar"/>
-        </w:rPr>
-        <w:t xml:space="preserve">## [1] "t1 R2 test: 0.97530871339152 MAPE: 0.0898448151331934"</w:t>
-      </w:r>
-      <w:r>
-        <w:br/>
-      </w:r>
-      <w:r>
-        <w:rPr>
-          <w:rStyle w:val="VerbatimChar"/>
-        </w:rPr>
-        <w:t xml:space="preserve">## [1] "t0 R2 test: 0.924404807162874 MAPE: 0.273276536514541"</w:t>
+        <w:t xml:space="preserve">## [1] "t4 R2 test: 0.379522399372819 MAPE: 0.153129355477166"</w:t>
+      </w:r>
+      <w:r>
+        <w:br/>
+      </w:r>
+      <w:r>
+        <w:rPr>
+          <w:rStyle w:val="VerbatimChar"/>
+        </w:rPr>
+        <w:t xml:space="preserve">## [1] "t3 R2 test: 0.893777629259706 MAPE: 0.0872268137463115"</w:t>
+      </w:r>
+      <w:r>
+        <w:br/>
+      </w:r>
+      <w:r>
+        <w:rPr>
+          <w:rStyle w:val="VerbatimChar"/>
+        </w:rPr>
+        <w:t xml:space="preserve">## [1] "t2 R2 test: 0.998491999849175 MAPE: 0.0138523885848435"</w:t>
+      </w:r>
+      <w:r>
+        <w:br/>
+      </w:r>
+      <w:r>
+        <w:rPr>
+          <w:rStyle w:val="VerbatimChar"/>
+        </w:rPr>
+        <w:t xml:space="preserve">## [1] "t1 R2 test: 0.975309025229859 MAPE: 0.0898433019770626"</w:t>
+      </w:r>
+      <w:r>
+        <w:br/>
+      </w:r>
+      <w:r>
+        <w:rPr>
+          <w:rStyle w:val="VerbatimChar"/>
+        </w:rPr>
+        <w:t xml:space="preserve">## [1] "t0 R2 test: 0.92440548327146 MAPE: 0.273273547842395"</w:t>
       </w:r>
     </w:p>
     <w:p>
@@ -2438,7 +2438,7 @@
         <w:rPr>
           <w:rStyle w:val="VerbatimChar"/>
         </w:rPr>
-        <w:t xml:space="preserve">## [1] "Means R2 test: 0.834301345059853 MAPE: 0.123465970809595"</w:t>
+        <w:t xml:space="preserve">## [1] "Means R2 test: 0.834301307396604 MAPE: 0.123465081525556"</w:t>
       </w:r>
     </w:p>
     <w:p>
